--- a/rajasthan-nurse-50/Test_34_Full_Test_Ordered.docx
+++ b/rajasthan-nurse-50/Test_34_Full_Test_Ordered.docx
@@ -34,7 +34,7 @@
     </w:p>
     <w:p>
       <w:r>
-        <w:t>Solution: Scores of 15–18 mild risk, 13–14 moderate, 10–12 high, ≤9 very high risk.</w:t>
+        <w:t>Solution: ✅ Correct Answer: A. Higher risk of pressure injury | 🧠 Clinical Rationale: Scores of 15–18 mild risk, 13–14 moderate, 10–12 high, ≤9 very high risk. | ❌ Why Not Others? | B — Lower risk: not the appropriate nursing action here | C — Better skin: not the appropriate nursing action here | D — No risk: not the appropriate nursing action here | ⚠️ Exam Trap: Read the exact question — the correct fact and its look-alike options are easy to interchange. | 💎 PNC Pearl: Higher risk of pressure injury → Scores of 15–18 mild risk, 13–14 moderate, 10–12 high, ≤9 very high risk</w:t>
       </w:r>
     </w:p>
     <w:p>
@@ -79,7 +79,7 @@
     </w:p>
     <w:p>
       <w:r>
-        <w:t>Solution: Prevention focuses on maternal care, nutrition, and safe delivery.</w:t>
+        <w:t>Solution: ✅ Correct Answer: A. Multifactorial: genetic, perinatal, and environmental | 🧠 Clinical Rationale: Prevention focuses on maternal care, nutrition, and safe delivery. | ❌ Why Not Others? | B — Single cause always: not the appropriate nursing action here | C — Diet: INH depletes B6; supplement to prevent neuropathy. | D — Exercise: Calcium, vitamin D, and fall prevention maintain bone health. | ⚠️ Exam Trap: Read the exact question — the correct fact and its look-alike options are easy to interchange. | 💎 PNC Pearl: Multifactorial: genetic, perinatal, and environmental → Prevention focuses on maternal care, nutrition, and safe delivery</w:t>
       </w:r>
     </w:p>
     <w:p>
@@ -124,7 +124,7 @@
     </w:p>
     <w:p>
       <w:r>
-        <w:t>Solution: Contact precautions require PPE for skin-to-surface contact.</w:t>
+        <w:t>Solution: ✅ Correct Answer: A. Contact precautions | 🧠 Clinical Rationale: Contact precautions require PPE for skin-to-surface contact. | ❌ Why Not Others? | B — Only surgery: not the appropriate nursing action here | C — Only X-ray: not the appropriate nursing action here | D — Only meals: not the appropriate nursing action here | ⚠️ Exam Trap: Read the exact question — the correct fact and its look-alike options are easy to interchange. | 💎 PNC Pearl: Contact precautions → require PPE for skin-to-surface contact</w:t>
       </w:r>
     </w:p>
     <w:p>
@@ -169,7 +169,7 @@
     </w:p>
     <w:p>
       <w:r>
-        <w:t>Solution: BMOs head block-level health services.</w:t>
+        <w:t>Solution: ✅ Correct Answer: A. Block Medical Officer | 🧠 Clinical Rationale: BMOs head block-level health services. | ❌ Why Not Others? | B — Basic Medical Officer: not the appropriate nursing action here | C — Block Municipal Officer: not the appropriate nursing action here | D — Bureau of Medical Operations: not the appropriate nursing action here | ⚠️ Exam Trap: Don’t confuse "Block Medical Officer" with "Basic Medical Officer" — they look alike and are easy to interchange. | 💎 PNC Pearl: Block Medical Officer → BMOs head block-level health services</w:t>
       </w:r>
     </w:p>
     <w:p>
@@ -214,7 +214,7 @@
     </w:p>
     <w:p>
       <w:r>
-        <w:t>Solution: Education and prescription enforcement curb misuse.</w:t>
+        <w:t>Solution: ✅ Correct Answer: A. Self-medication and incomplete courses | 🧠 Clinical Rationale: Education and prescription enforcement curb misuse. | ❌ Why Not Others? | B — Genetics: Diet and heredity drive LDL; statins and lifestyle lower it. | C — Climate: NMSA promotes sustainable agriculture. | D — Diet: INH depletes B6; supplement to prevent neuropathy. | ⚠️ Exam Trap: Read the exact question — the correct fact and its look-alike options are easy to interchange. | 💎 PNC Pearl: Self-medication and incomplete courses → Education and prescription enforcement curb misuse</w:t>
       </w:r>
     </w:p>
     <w:p>
@@ -259,7 +259,7 @@
     </w:p>
     <w:p>
       <w:r>
-        <w:t>Solution: Dog bites and rabies dominate zoonoses; vaccination of dogs and PEP prevent deaths.</w:t>
+        <w:t>Solution: ✅ Correct Answer: A. Rabies | 🧠 Clinical Rationale: Dog bites and rabies dominate zoonoses; vaccination of dogs and PEP prevent deaths. | ❌ Why Not Others? | B — Plague always: not the appropriate nursing action here | C — Anthrax always: not the appropriate nursing action here | D — Brucellosis: not the appropriate nursing action here | ⚠️ Exam Trap: Read the exact question — the correct fact and its look-alike options are easy to interchange. | 💎 PNC Pearl: Rabies → Dog bites and dominate zoonoses; vaccination of dogs and PEP prevent deaths</w:t>
       </w:r>
     </w:p>
     <w:p>
@@ -304,7 +304,7 @@
     </w:p>
     <w:p>
       <w:r>
-        <w:t>Solution: Benzodiazepines are the initial abortive therapy; long-acting agents (phenytoin/fosphenytoin) follow.</w:t>
+        <w:t>Solution: ✅ Correct Answer: A. IV benzodiazepine (lorazepam/diazepam) followed by phenytoin | 🧠 Clinical Rationale: Benzodiazepines are the initial abortive therapy; long-acting agents (phenytoin/fosphenytoin) follow. | ❌ Why Not Others? | B — Oral paracetamol: not the first | C — IV insulin: not the first | D — Oral carbamazepine alone: not the first | ⚠️ Exam Trap: Read the exact question — the correct fact and its look-alike options are easy to interchange. | 💎 PNC Pearl: IV benzodiazepine (lorazepam/diazepam) followed by phenytoin = the first</w:t>
       </w:r>
     </w:p>
     <w:p>
@@ -349,7 +349,7 @@
     </w:p>
     <w:p>
       <w:r>
-        <w:t>Solution: The adult resting pulse ranges from 60 to 100 beats per minute.</w:t>
+        <w:t>Solution: ✅ Correct Answer: A. 60-100 beats per minute | 🧠 Clinical Rationale: The adult resting pulse ranges from 60 to 100 beats per minute. | ❌ Why Not Others? | B — 40-60 beats per minute: not the appropriate nursing action here | C — 100-140 beats per minute: not the appropriate nursing action here | D — 20-40 beats per minute: not the appropriate nursing action here | ⚠️ Exam Trap: Don’t confuse "60-100 beats per minute" with "40-60 beats per minute" — they look alike and are easy to interchange. | 💎 PNC Pearl: 60-100 beats per minute → The adult resting pulse ranges from 60 to 100 beats per minute</w:t>
       </w:r>
     </w:p>
     <w:p>
@@ -394,7 +394,7 @@
     </w:p>
     <w:p>
       <w:r>
-        <w:t>Solution: Dumping syndrome: small meals, low simple carbs, fluids between meals, and lying down after eating.</w:t>
+        <w:t>Solution: ✅ Correct Answer: A. Lie flat for 20–30 minutes after meals and eat small low-carbohydrate meals | 🧠 Clinical Rationale: Dumping syndrome: small meals, low simple carbs, fluids between meals, and lying down after eating. | ❌ Why Not Others? | B — Stand during meals: not the appropriate nursing action here | C — Eat large meals: not the appropriate nursing action here | D — Drink fluids with meals: not the appropriate nursing action here | ⚠️ Exam Trap: Don’t confuse "Lie flat for 20–30 minutes after meals and eat small low-carbohydrate meals" with "Eat large meals" — they look alike and are easy to interchange. | 💎 PNC Pearl: Lie flat for 20–30 minutes after meals and eat small low-carbohydrate meals → Dumping syndrome: small meals, low simple carbs, fluids between meals, and lying down after eating</w:t>
       </w:r>
     </w:p>
     <w:p>
@@ -439,7 +439,7 @@
     </w:p>
     <w:p>
       <w:r>
-        <w:t>Solution: Alcohol causes growth restriction, dysmorphism, and intellectual disability - abstain.</w:t>
+        <w:t>Solution: ✅ Correct Answer: A. Maternal alcohol use in pregnancy | 🧠 Clinical Rationale: Alcohol causes growth restriction, dysmorphism, and intellectual disability - abstain. | ❌ Why Not Others? | B — Genetics: Diet and heredity drive LDL; statins and lifestyle lower it. | C — Infection: Loss of immunoglobulins predisposes to peritonitis and cellulitis; also watch thrombosis. | D — Diet: INH depletes B6; supplement to prevent neuropathy. | ⚠️ Exam Trap: Read the exact question — the correct fact and its look-alike options are easy to interchange. | 💎 PNC Pearl: Maternal alcohol use in pregnancy → Alcohol causes growth restriction, dysmorphism, and intellectual disability - abstain</w:t>
       </w:r>
     </w:p>
     <w:p>
@@ -484,7 +484,7 @@
     </w:p>
     <w:p>
       <w:r>
-        <w:t>Solution: Early removal reduces CAUTI risk.</w:t>
+        <w:t>Solution: ✅ Correct Answer: A. As soon as it is no longer needed | 🧠 Clinical Rationale: Early removal reduces CAUTI risk. | ❌ Why Not Others? | B — After 2 weeks always: not the appropriate nursing action here | C — Never: Crushing SR/ER tablets causes dose dumping. | D — Only on discharge: not the appropriate nursing action here | ⚠️ Exam Trap: Read the exact question — the correct fact and its look-alike options are easy to interchange. | 💎 PNC Pearl: As soon as it is no longer needed → Early removal reduces CAUTI risk</w:t>
       </w:r>
     </w:p>
     <w:p>
@@ -529,7 +529,7 @@
     </w:p>
     <w:p>
       <w:r>
-        <w:t>Solution: Breast milk is species-specific, sterile, and immunoprotective; no formula replicates it.</w:t>
+        <w:t>Solution: ✅ Correct Answer: A. Optimal nutrition, immunoglobulins, and bonding | 🧠 Clinical Rationale: Breast milk is species-specific, sterile, and immunoprotective; no formula replicates it. | ❌ Why Not Others? | B — Only calories: not the appropriate nursing action here | C — Excess sodium: High salt raises BP; reduce to below 5 g/day. | D — No antibodies: not the appropriate nursing action here | ⚠️ Exam Trap: Read the exact question — the correct fact and its look-alike options are easy to interchange. | 💎 PNC Pearl: Breast milk is species-specific, sterile, and immunoprotective; no formula replicates it.</w:t>
       </w:r>
     </w:p>
     <w:p>
@@ -574,7 +574,7 @@
     </w:p>
     <w:p>
       <w:r>
-        <w:t>Solution: Iodine deficiency causes endemic goitre; iodized salt programmes prevent it.</w:t>
+        <w:t>Solution: ✅ Correct Answer: A. Iodine deficiency | 🧠 Clinical Rationale: Iodine deficiency causes endemic goitre; iodized salt programmes prevent it. | ❌ Why Not Others? | B — Excess iodine: not the appropriate nursing action here | C — Trauma: Birth trauma, episiotomy pain, and epidurals impair bladder sensation; monitor voiding closely. | D — Tumour: TLS, hypercalcaemia, and spinal cord compression are emergencies. | ⚠️ Exam Trap: Read the exact question — the correct fact and its look-alike options are easy to interchange. | 💎 PNC Pearl: Iodine deficiency causes endemic goitre; iodized salt programmes prevent it.</w:t>
       </w:r>
     </w:p>
     <w:p>
@@ -619,7 +619,7 @@
     </w:p>
     <w:p>
       <w:r>
-        <w:t>Solution: Post-maturity and IUGR babies are at highest risk of MAS with respiratory distress after birth.</w:t>
+        <w:t>Solution: ✅ Correct Answer: A. Post-term and growth-restricted babies | 🧠 Clinical Rationale: Post-maturity and IUGR babies are at highest risk of MAS with respiratory distress after birth. | ❌ Why Not Others? | B — Preterm babies only: not the appropriate nursing action here | C — Term babies only: not the appropriate nursing action here | D — Twins only: not the appropriate nursing action here | ⚠️ Exam Trap: Don’t confuse "Post-term and growth-restricted babies" with "Term babies only" — they look alike and are easy to interchange. | 💎 PNC Pearl: Post-term and growth-restricted babies → Post-maturity and IUGR babies are at highest risk of MAS with respiratory distress after birth</w:t>
       </w:r>
     </w:p>
     <w:p>
@@ -664,7 +664,7 @@
     </w:p>
     <w:p>
       <w:r>
-        <w:t>Solution: Chronic inflammation blocks iron use; treat the underlying condition.</w:t>
+        <w:t>Solution: ✅ Correct Answer: A. Inflammation from infection or chronic illness | 🧠 Clinical Rationale: Chronic inflammation blocks iron use; treat the underlying condition. | ❌ Why Not Others? | B — Iron deficiency always: not the appropriate nursing action here | C — Diet: INH depletes B6; supplement to prevent neuropathy. | D — Exercise: Calcium, vitamin D, and fall prevention maintain bone health. | ⚠️ Exam Trap: Read the exact question — the correct fact and its look-alike options are easy to interchange. | 💎 PNC Pearl: Inflammation from infection or chronic illness → Chronic inflammation blocks iron use; treat the underlying condition</w:t>
       </w:r>
     </w:p>
     <w:p>
@@ -709,7 +709,7 @@
     </w:p>
     <w:p>
       <w:r>
-        <w:t>Solution: Sleep hygiene is first-line for insomnia.</w:t>
+        <w:t>Solution: ✅ Correct Answer: A. Regular schedule, dark quiet room, and no screens before bed | 🧠 Clinical Rationale: Sleep hygiene is first-line for insomnia. | ❌ Why Not Others? | B — Medication first: not the appropriate nursing action here | C — Diet: INH depletes B6; supplement to prevent neuropathy. | D — Exercise: Calcium, vitamin D, and fall prevention maintain bone health. | ⚠️ Exam Trap: Read the exact question — the correct fact and its look-alike options are easy to interchange. | 💎 PNC Pearl: Regular schedule, dark quiet room, and no screens before bed → Sleep hygiene is first-line for insomnia</w:t>
       </w:r>
     </w:p>
     <w:p>
@@ -754,7 +754,7 @@
     </w:p>
     <w:p>
       <w:r>
-        <w:t>Solution: PANSS covers positive, negative, and general symptoms.</w:t>
+        <w:t>Solution: ✅ Correct Answer: A. Schizophrenia symptom measurement | 🧠 Clinical Rationale: PANSS covers positive, negative, and general symptoms. | ❌ Why Not Others? | B — Mania only: not the appropriate nursing action here | C — Diet: INH depletes B6; supplement to prevent neuropathy. | D — Exercise: Calcium, vitamin D, and fall prevention maintain bone health. | ⚠️ Exam Trap: Read the exact question — the correct fact and its look-alike options are easy to interchange. | 💎 PNC Pearl: Schizophrenia symptom measurement → PANSS covers positive, negative, and general symptoms</w:t>
       </w:r>
     </w:p>
     <w:p>
@@ -799,7 +799,7 @@
     </w:p>
     <w:p>
       <w:r>
-        <w:t>Solution: Active labour begins at 4 cm dilatation with regular contractions; latent phase is 0–4 cm.</w:t>
+        <w:t>Solution: ✅ Correct Answer: A. 4 cm | 🧠 Clinical Rationale: Active labour begins at 4 cm dilatation with regular contractions; latent phase is 0–4 cm. | ❌ Why Not Others? | B — 1 cm: not the first stage | C — 8 cm: not the first stage | D — 10 cm: not the first stage | ⚠️ Exam Trap: Read the exact question — the correct fact and its look-alike options are easy to interchange. | 💎 PNC Pearl: 4 cm = the first stage</w:t>
       </w:r>
     </w:p>
     <w:p>
@@ -844,7 +844,7 @@
     </w:p>
     <w:p>
       <w:r>
-        <w:t>Solution: Gloves, gowns, masks, and eye protection are task-specific.</w:t>
+        <w:t>Solution: ✅ Correct Answer: A. Protecting from blood, body fluids, and airborne agents | 🧠 Clinical Rationale: Gloves, gowns, masks, and eye protection are task-specific. | ❌ Why Not Others? | B — Fashion: not the appropriate nursing action here | C — Diet: INH depletes B6; supplement to prevent neuropathy. | D — Climate: NMSA promotes sustainable agriculture. | ⚠️ Exam Trap: Read the exact question — the correct fact and its look-alike options are easy to interchange. | 💎 PNC Pearl: Protecting from blood, body fluids, and airborne agents → Gloves, gowns, masks, and eye protection are task-specific</w:t>
       </w:r>
     </w:p>
     <w:p>
@@ -889,7 +889,7 @@
     </w:p>
     <w:p>
       <w:r>
-        <w:t>Solution: Calcium makes up most of bone mineral mass.</w:t>
+        <w:t>Solution: ✅ Correct Answer: A. Calcium | 🧠 Clinical Rationale: Calcium makes up most of bone mineral mass. | ❌ Why Not Others? | B — Iron: In the haem group carries oxygen. | C — Sodium: ANP opposes the RAAS and reduces blood volume. | D — Zinc: WHO recommends 14 days of zinc with ORS for children. | ⚠️ Exam Trap: Read the exact question — the correct fact and its look-alike options are easy to interchange. | 💎 PNC Pearl: Calcium → makes up most of bone mineral mass</w:t>
       </w:r>
     </w:p>
     <w:p>
@@ -934,7 +934,7 @@
     </w:p>
     <w:p>
       <w:r>
-        <w:t>Solution: Culex tritaeniorhynchus transmits JE virus; vaccination and pig management reduce risk.</w:t>
+        <w:t>Solution: ✅ Correct Answer: A. Culex mosquito | 🧠 Clinical Rationale: Culex tritaeniorhynchus transmits JE virus; vaccination and pig management reduce risk. | ❌ Why Not Others? | B — Anopheles mosquito: Anopheles transmits Plasmodium; indoor residual spraying and LLINs prevent it. | C — Aedes mosquito: not the appropriate nursing action here | D — Sandfly: Visceral leishmaniasis causes prolonged fever, splenomegaly, and anaemia; treat with miltefosine/amphotericin. | ⚠️ Exam Trap: Read the exact question — the correct fact and its look-alike options are easy to interchange. | 💎 PNC Pearl: Culex mosquito → Culex tritaeniorhynchus transmits JE virus; vaccination and pig management reduce risk</w:t>
       </w:r>
     </w:p>
     <w:p>
@@ -979,7 +979,7 @@
     </w:p>
     <w:p>
       <w:r>
-        <w:t>Solution: Log-rolling maintains spinal alignment.</w:t>
+        <w:t>Solution: ✅ Correct Answer: A. Prevent spinal damage | 🧠 Clinical Rationale: Log-rolling maintains spinal alignment. | ❌ Why Not Others? | B — Speed the turn: not the appropriate nursing action here | C — Reduce pain only: not the appropriate nursing action here | D — Cool the back: not the appropriate nursing action here | ⚠️ Exam Trap: Read the exact question — the correct fact and its look-alike options are easy to interchange. | 💎 PNC Pearl: Prevent spinal damage → Log-rolling maintains spinal alignment</w:t>
       </w:r>
     </w:p>
     <w:p>
@@ -1024,7 +1024,7 @@
     </w:p>
     <w:p>
       <w:r>
-        <w:t>Solution: Verifying placement prevents aspiration.</w:t>
+        <w:t>Solution: ✅ Correct Answer: A. Aspirating and checking pH (per policy) | 🧠 Clinical Rationale: Verifying placement prevents aspiration. | ❌ Why Not Others? | B — Listening to the abdomen only: not the appropriate nursing action here | C — Trusting the mark: not the appropriate nursing action here | D — Asking the patient: not the appropriate nursing action here | ⚠️ Exam Trap: Read the exact question — the correct fact and its look-alike options are easy to interchange. | 💎 PNC Pearl: Aspirating and checking pH (per policy) → Verifying placement prevents aspiration</w:t>
       </w:r>
     </w:p>
     <w:p>
@@ -1069,7 +1069,7 @@
     </w:p>
     <w:p>
       <w:r>
-        <w:t>Solution: The spleen filters blood and recycles iron.</w:t>
+        <w:t>Solution: ✅ Correct Answer: A. Spleen | 🧠 Clinical Rationale: The spleen filters blood and recycles iron. | ❌ Why Not Others? | B — Thymus: The thymus matures T-lymphocytes in childhood and atrophies after puberty. — not the largest lymphatic organ | C — Tonsil: not the largest lymphatic organ | D — Appendix: Faecolith or lymphoid hyperplasia obstructs the appendix, causing infection. — not the largest lymphatic organ | ⚠️ Exam Trap: Read the exact question — the correct fact and its look-alike options are easy to interchange. | 💎 PNC Pearl: Spleen = the largest lymphatic organ</w:t>
       </w:r>
     </w:p>
     <w:p>
@@ -1114,7 +1114,7 @@
     </w:p>
     <w:p>
       <w:r>
-        <w:t>Solution: Allopurinol rash can precede severe hypersensitivity.</w:t>
+        <w:t>Solution: ✅ Correct Answer: A. Rash, which may indicate a serious reaction | 🧠 Clinical Rationale: Allopurinol rash can precede severe hypersensitivity. | ❌ Why Not Others? | B — Increased appetite: PTSD: re-experiencing, avoidance, hyperarousal, and negative mood after trauma — not euphoria. | C — Weight gain: Low metabolism causes cold intolerance, weight gain, and bradycardia. | D — Constipation: Opioids slow GI motility; prophylactic stool softeners and fluids are routine. | ⚠️ Exam Trap: Read the exact question — the correct fact and its look-alike options are easy to interchange. | 💎 PNC Pearl: Rash, which may indicate a serious reaction → Allopurinol rash can precede severe hypersensitivity</w:t>
       </w:r>
     </w:p>
     <w:p>
@@ -1159,7 +1159,7 @@
     </w:p>
     <w:p>
       <w:r>
-        <w:t>Solution: Visual changes signal ethambutol toxicity.</w:t>
+        <w:t>Solution: ✅ Correct Answer: A. Optic nerve toxicity | 🧠 Clinical Rationale: Visual changes signal ethambutol toxicity. | ❌ Why Not Others? | B — Normal effect: not the appropriate nursing action here | C — Good response: not the appropriate nursing action here | D — Allergy: Screening prevents anaphylaxis; also send cultures before starting therapy. | ⚠️ Exam Trap: Read the exact question — the correct fact and its look-alike options are easy to interchange. | 💎 PNC Pearl: Optic nerve toxicity → Visual changes signal ethambutol toxicity</w:t>
       </w:r>
     </w:p>
     <w:p>
@@ -1204,7 +1204,7 @@
     </w:p>
     <w:p>
       <w:r>
-        <w:t>Solution: Large muscle sites are safe for IM injections.</w:t>
+        <w:t>Solution: ✅ Correct Answer: A. Ventrogluteal or vastus lateralis site | 🧠 Clinical Rationale: Large muscle sites are safe for IM injections. | ❌ Why Not Others? | B — Any site: not the appropriate nursing action here | C — The forearm: not the appropriate nursing action here | D — The abdomen: Prone is face-down lying on the abdomen. | ⚠️ Exam Trap: Read the exact question — the correct fact and its look-alike options are easy to interchange. | 💎 PNC Pearl: Ventrogluteal or vastus lateralis site → Large muscle sites are safe for IM injections</w:t>
       </w:r>
     </w:p>
     <w:p>
@@ -1249,7 +1249,7 @@
     </w:p>
     <w:p>
       <w:r>
-        <w:t>Solution: Recognize and report suspected abuse; protect the child.</w:t>
+        <w:t>Solution: ✅ Correct Answer: A. Inconsistent history and multiple healing fractures | 🧠 Clinical Rationale: Recognize and report suspected abuse; protect the child. | ❌ Why Not Others? | B — Sport always: not the appropriate nursing action here | C — Diet: INH depletes B6; supplement to prevent neuropathy. | D — Exercise: Calcium, vitamin D, and fall prevention maintain bone health. | ⚠️ Exam Trap: Read the exact question — the correct fact and its look-alike options are easy to interchange. | 💎 PNC Pearl: Inconsistent history and multiple healing fractures → Recognize and report suspected abuse; protect the child</w:t>
       </w:r>
     </w:p>
     <w:p>
@@ -1294,7 +1294,7 @@
     </w:p>
     <w:p>
       <w:r>
-        <w:t>Solution: Regular meatal care reduces infection risk.</w:t>
+        <w:t>Solution: ✅ Correct Answer: A. Twice daily and after bowel movements | 🧠 Clinical Rationale: Regular meatal care reduces infection risk. | ❌ Why Not Others? | B — Once a month: not the appropriate nursing action here | C — Weekly: WIFS combines weekly IFA with biannual deworming. | D — Never: Crushing SR/ER tablets causes dose dumping. | ⚠️ Exam Trap: Read the exact question — the correct fact and its look-alike options are easy to interchange. | 💎 PNC Pearl: Twice daily and after bowel movements → Regular meatal care reduces infection risk</w:t>
       </w:r>
     </w:p>
     <w:p>
@@ -1339,7 +1339,7 @@
     </w:p>
     <w:p>
       <w:r>
-        <w:t>Solution: Digoxin slows the heart; bradycardia (&lt;60) with toxicity signs (nausea, vision changes) requires holding the dose.</w:t>
+        <w:t>Solution: ✅ Correct Answer: A. Apical pulse is below 60 bpm | 🧠 Clinical Rationale: Digoxin slows the heart; bradycardia (&lt;60) with toxicity signs (nausea, vision changes) requires holding the dose. | ❌ Why Not Others? | B — Temperature is 37.2°C: not the appropriate nursing action here | C — Blood pressure is 120/80 mmHg: not the appropriate nursing action here | D — Respiratory rate is 16/min: not the appropriate nursing action here | ⚠️ Exam Trap: Read the exact question — the correct fact and its look-alike options are easy to interchange. | 💎 PNC Pearl: Apical pulse is below 60 bpm → Digoxin slows the heart; bradycardia (&lt;60) with toxicity signs (nausea, vision changes) requires holding the dose</w:t>
       </w:r>
     </w:p>
     <w:p>
@@ -1384,7 +1384,7 @@
     </w:p>
     <w:p>
       <w:r>
-        <w:t>Solution: The spleen filters blood and recycles red cells.</w:t>
+        <w:t>Solution: ✅ Correct Answer: A. Old and damaged red blood cells | 🧠 Clinical Rationale: The spleen filters blood and recycles red cells. | ❌ Why Not Others? | B — Oxygen: Erythropoietin stimulates red cell production. | C — Food: It delivers free ration packets to eligible households. | D — Water: JJM (2019) provides functional tap connections to rural homes. | ⚠️ Exam Trap: Read the exact question — the correct fact and its look-alike options are easy to interchange. | 💎 PNC Pearl: Old and damaged red blood cells → The spleen filters blood and recycles red cells</w:t>
       </w:r>
     </w:p>
     <w:p>
@@ -1429,7 +1429,7 @@
     </w:p>
     <w:p>
       <w:r>
-        <w:t>Solution: Radioactive waste follows atomic energy regulations.</w:t>
+        <w:t>Solution: ✅ Correct Answer: A. Specialized shielded disposal | 🧠 Clinical Rationale: Radioactive waste follows atomic energy regulations. | ❌ Why Not Others? | B — Landfill: not the appropriate nursing action here | C — Diet: INH depletes B6; supplement to prevent neuropathy. | D — Climate: NMSA promotes sustainable agriculture. | ⚠️ Exam Trap: Read the exact question — the correct fact and its look-alike options are easy to interchange. | 💎 PNC Pearl: Specialized shielded disposal → Radioactive waste follows atomic energy regulations</w:t>
       </w:r>
     </w:p>
     <w:p>
@@ -1474,7 +1474,7 @@
     </w:p>
     <w:p>
       <w:r>
-        <w:t>Solution: Affective learning shapes professionalism and empathy.</w:t>
+        <w:t>Solution: ✅ Correct Answer: A. Develop values and attitudes | 🧠 Clinical Rationale: Affective learning shapes professionalism and empathy. | ❌ Why Not Others? | B — Teach procedures: not the appropriate nursing action here | C — Test memory: not the appropriate nursing action here | D — Assign marks: not the appropriate nursing action here | ⚠️ Exam Trap: Read the exact question — the correct fact and its look-alike options are easy to interchange. | 💎 PNC Pearl: Develop values and attitudes → Affective learning shapes professionalism and empathy</w:t>
       </w:r>
     </w:p>
     <w:p>
@@ -1519,7 +1519,7 @@
     </w:p>
     <w:p>
       <w:r>
-        <w:t>Solution: Serial enzymes and clinical status guide recovery.</w:t>
+        <w:t>Solution: ✅ Correct Answer: A. They trend downward and symptoms resolve | 🧠 Clinical Rationale: Serial enzymes and clinical status guide recovery. | ❌ Why Not Others? | B — One day: not the appropriate nursing action here | C — Discharge only: not the appropriate nursing action here | D — They rise: not the appropriate nursing action here | ⚠️ Exam Trap: Read the exact question — the correct fact and its look-alike options are easy to interchange. | 💎 PNC Pearl: They trend downward and symptoms resolve → Serial enzymes and clinical status guide recovery</w:t>
       </w:r>
     </w:p>
     <w:p>
@@ -1564,7 +1564,7 @@
     </w:p>
     <w:p>
       <w:r>
-        <w:t>Solution: Echolalia occurs in catatonia, autism, and Tourette syndrome.</w:t>
+        <w:t>Solution: ✅ Correct Answer: A. Repeating others' words in catatonia or autism | 🧠 Clinical Rationale: Echolalia occurs in catatonia, autism, and Tourette syndrome. | ❌ Why Not Others? | B — Deliberate imitation: not the appropriate nursing action here | C — Diet: INH depletes B6; supplement to prevent neuropathy. | D — Exercise: Calcium, vitamin D, and fall prevention maintain bone health. | ⚠️ Exam Trap: Read the exact question — the correct fact and its look-alike options are easy to interchange. | 💎 PNC Pearl: Repeating others' words in catatonia or autism → Echolalia occurs in catatonia, autism, and Tourette syndrome</w:t>
       </w:r>
     </w:p>
     <w:p>
@@ -1609,7 +1609,7 @@
     </w:p>
     <w:p>
       <w:r>
-        <w:t>Solution: Spores resist heat, drying, and disinfectants; they do not multiply.</w:t>
+        <w:t>Solution: ✅ Correct Answer: A. Survival under adverse conditions | 🧠 Clinical Rationale: Spores resist heat, drying, and disinfectants; they do not multiply. | ❌ Why Not Others? | B — Reproduction only: not the appropriate nursing action here | C — Motility: Flagella propel bacteria; H antigens are flagellar. | D — Nutrition: Mucositis affects eating and oral hygiene. | ⚠️ Exam Trap: Read the exact question — the correct fact and its look-alike options are easy to interchange. | 💎 PNC Pearl: Survival under adverse conditions → Spores resist heat, drying, and disinfectants; they do not multiply</w:t>
       </w:r>
     </w:p>
     <w:p>
@@ -1654,7 +1654,7 @@
     </w:p>
     <w:p>
       <w:r>
-        <w:t>Solution: Rights prevent medication errors.</w:t>
+        <w:t>Solution: ✅ Correct Answer: A. Right patient, drug, dose, route, and time | 🧠 Clinical Rationale: Rights prevent medication errors. | ❌ Why Not Others? | B — Right ward, bed, room, floor, building: not the appropriate nursing action here | C — Right doctor, nurse, clerk, ward, hospital: not the appropriate nursing action here | D — Right price, brand, size, colour, pack: not the appropriate nursing action here | ⚠️ Exam Trap: Read the exact question — the correct fact and its look-alike options are easy to interchange. | 💎 PNC Pearl: Right patient, drug, dose, route, and time → Rights prevent medication errors</w:t>
       </w:r>
     </w:p>
     <w:p>
@@ -1699,7 +1699,7 @@
     </w:p>
     <w:p>
       <w:r>
-        <w:t>Solution: Misperceptions and memory gaps breed suspicion; validate and redirect.</w:t>
+        <w:t>Solution: ✅ Correct Answer: A. Paranoid delusions from memory loss and misinterpretation | 🧠 Clinical Rationale: Misperceptions and memory gaps breed suspicion; validate and redirect. | ❌ Why Not Others? | B — Mood disorder always: not the appropriate nursing action here | C — Diet: INH depletes B6; supplement to prevent neuropathy. | D — Exercise: Calcium, vitamin D, and fall prevention maintain bone health. | ⚠️ Exam Trap: Read the exact question — the correct fact and its look-alike options are easy to interchange. | 💎 PNC Pearl: Paranoid delusions from memory loss and misinterpretation → Misperceptions and memory gaps breed suspicion; validate and redirect</w:t>
       </w:r>
     </w:p>
     <w:p>
@@ -1744,7 +1744,7 @@
     </w:p>
     <w:p>
       <w:r>
-        <w:t>Solution: Pooling, nitrazine (blue), and ferning confirm amniotic fluid; distinguish from urine.</w:t>
+        <w:t>Solution: ✅ Correct Answer: A. Presence of amniotic fluid pooling with nitrazine positive and ferning | 🧠 Clinical Rationale: Pooling, nitrazine (blue), and ferning confirm amniotic fluid; distinguish from urine. | ❌ Why Not Others? | B — Urine dipstick: not the appropriate nursing action here | C — Blood count: CBC measures blood cells and haemoglobin. | D — Ultrasound weight: not the appropriate nursing action here | ⚠️ Exam Trap: Read the exact question — the correct fact and its look-alike options are easy to interchange. | 💎 PNC Pearl: Presence of amniotic fluid pooling with nitrazine positive and ferning → Pooling, nitrazine (blue), and ferning confirm amniotic fluid; distinguish from urine</w:t>
       </w:r>
     </w:p>
     <w:p>
@@ -1789,7 +1789,7 @@
     </w:p>
     <w:p>
       <w:r>
-        <w:t>Solution: Assist feeding and provide energy-dense foods.</w:t>
+        <w:t>Solution: ✅ Correct Answer: A. Forgetting to eat and swallowing difficulty | 🧠 Clinical Rationale: Assist feeding and provide energy-dense foods. | ❌ Why Not Others? | B — Diet: INH depletes B6; supplement to prevent neuropathy. | C — Climate: NMSA promotes sustainable agriculture. | D — Genetics: Diet and heredity drive LDL; statins and lifestyle lower it. | ⚠️ Exam Trap: Read the exact question — the correct fact and its look-alike options are easy to interchange. | 💎 PNC Pearl: Forgetting to eat and swallowing difficulty → Assist feeding and provide energy-dense foods</w:t>
       </w:r>
     </w:p>
     <w:p>
@@ -1834,7 +1834,7 @@
     </w:p>
     <w:p>
       <w:r>
-        <w:t>Solution: Most resolves; avoid pressure and refer to speech therapy if persistent.</w:t>
+        <w:t>Solution: ✅ Correct Answer: A. Developmental dysfluency | 🧠 Clinical Rationale: Most resolves; avoid pressure and refer to speech therapy if persistent. | ❌ Why Not Others? | B — Anxiety always: not the appropriate nursing action here | C — Diet: INH depletes B6; supplement to prevent neuropathy. | D — Exercise: Calcium, vitamin D, and fall prevention maintain bone health. | ⚠️ Exam Trap: Read the exact question — the correct fact and its look-alike options are easy to interchange. | 💎 PNC Pearl: Developmental dysfluency → Most resolves; avoid pressure and refer to speech therapy if persistent</w:t>
       </w:r>
     </w:p>
     <w:p>
@@ -1879,7 +1879,7 @@
     </w:p>
     <w:p>
       <w:r>
-        <w:t>Solution: Scientific methods yield valid social knowledge.</w:t>
+        <w:t>Solution: ✅ Correct Answer: A. Surveys, interviews, observation, and experiments | 🧠 Clinical Rationale: Scientific methods yield valid social knowledge. | ❌ Why Not Others? | B — Guesswork: not the appropriate nursing action here | C — Intuition: not the appropriate nursing action here | D — Gossip: Informal controls operate in families and communities. | ⚠️ Exam Trap: Read the exact question — the correct fact and its look-alike options are easy to interchange. | 💎 PNC Pearl: Surveys, interviews, observation, and experiments → Scientific methods yield valid social knowledge</w:t>
       </w:r>
     </w:p>
     <w:p>
@@ -1924,7 +1924,7 @@
     </w:p>
     <w:p>
       <w:r>
-        <w:t>Solution: Hypoxia raises erythropoietin; polycythaemia increases jaundice and thrombosis risk.</w:t>
+        <w:t>Solution: ✅ Correct Answer: A. Intrauterine hypoxia and delayed cord clamping | 🧠 Clinical Rationale: Hypoxia raises erythropoietin; polycythaemia increases jaundice and thrombosis risk. | ❌ Why Not Others? | B — Excess iron: not the appropriate nursing action here | C — Dehydration only: not the appropriate nursing action here | D — Infection: Loss of immunoglobulins predisposes to peritonitis and cellulitis; also watch thrombosis. | ⚠️ Exam Trap: Read the exact question — the correct fact and its look-alike options are easy to interchange. | 💎 PNC Pearl: Intrauterine hypoxia and delayed cord clamping → Hypoxia raises erythropoietin; polycythaemia increases jaundice and thrombosis risk</w:t>
       </w:r>
     </w:p>
     <w:p>
@@ -1969,7 +1969,7 @@
     </w:p>
     <w:p>
       <w:r>
-        <w:t>Solution: The lens changes shape (accommodation) to focus light.</w:t>
+        <w:t>Solution: ✅ Correct Answer: A. Lens | 🧠 Clinical Rationale: The lens changes shape (accommodation) to focus light. | ❌ Why Not Others? | B — Cornea only: not the appropriate nursing action here | C — Pupil: The pupil regulates light entering the eye. | D — Vitreous: not the appropriate nursing action here | ⚠️ Exam Trap: Read the exact question — the correct fact and its look-alike options are easy to interchange. | 💎 PNC Pearl: Lens → changes shape (accommodation) to focus light</w:t>
       </w:r>
     </w:p>
     <w:p>
@@ -2014,7 +2014,7 @@
     </w:p>
     <w:p>
       <w:r>
-        <w:t>Solution: Renin converts angiotensinogen to angiotensin I, then II.</w:t>
+        <w:t>Solution: ✅ Correct Answer: A. Angiotensinogen by renin | 🧠 Clinical Rationale: Renin converts angiotensinogen to angiotensin I, then II. | ❌ Why Not Others? | B — Insulin: Beta cells secrete insulin; alpha cells glucagon. | C — Thyroxine: Thyroid hormones control metabolism. | D — Bile: Post-op complications need monitoring. | ⚠️ Exam Trap: Read the exact question — the correct fact and its look-alike options are easy to interchange. | 💎 PNC Pearl: Angiotensinogen by renin → Renin converts angiotensinogen to angiotensin I, then II</w:t>
       </w:r>
     </w:p>
     <w:p>
@@ -2059,7 +2059,7 @@
     </w:p>
     <w:p>
       <w:r>
-        <w:t>Solution: Cytotoxic waste requires special handling.</w:t>
+        <w:t>Solution: ✅ Correct Answer: A. With gloves and in biohazard containers | 🧠 Clinical Rationale: Cytotoxic waste requires special handling. | ❌ Why Not Others? | B — Bare handed: not the appropriate nursing action here | C — In paper bins: not the appropriate nursing action here | D — Freely: Laissez-faire ('let do') offers maximum freedom, which may reduce direction. | ⚠️ Exam Trap: Read the exact question — the correct fact and its look-alike options are easy to interchange. | 💎 PNC Pearl: With gloves and in biohazard containers → Cytotoxic waste requires special handling</w:t>
       </w:r>
     </w:p>
     <w:p>
@@ -2104,7 +2104,7 @@
     </w:p>
     <w:p>
       <w:r>
-        <w:t>Solution: Oral intake is withheld in dysphagia to prevent aspiration.</w:t>
+        <w:t>Solution: ✅ Correct Answer: A. Oral fluids or food | 🧠 Clinical Rationale: Oral intake is withheld in dysphagia to prevent aspiration. | ❌ Why Not Others? | B — IV fluids: Bowel rest and fluids manage acute pancreatitis. | C — Oxygen: Erythropoietin stimulates red cell production. | D — Positioning: Upright feeding, thickened fluids, and supervision help. | ⚠️ Exam Trap: Read the exact question — the correct fact and its look-alike options are easy to interchange. | 💎 PNC Pearl: Oral fluids or food → Oral intake is withheld in dysphagia to prevent aspiration</w:t>
       </w:r>
     </w:p>
     <w:p>
@@ -2149,7 +2149,7 @@
     </w:p>
     <w:p>
       <w:r>
-        <w:t>Solution: Marasmus is overall energy deficit with severe wasting.</w:t>
+        <w:t>Solution: ✅ Correct Answer: A. Total calories (energy) | 🧠 Clinical Rationale: Marasmus is overall energy deficit with severe wasting. | ❌ Why Not Others? | B — Only protein: not the appropriate nursing action here | C — Only vitamins: not the appropriate nursing action here | D — Only water: not the appropriate nursing action here | ⚠️ Exam Trap: Read the exact question — the correct fact and its look-alike options are easy to interchange. | 💎 PNC Pearl: Total calories (energy) → Marasmus is overall energy deficit with severe wasting</w:t>
       </w:r>
     </w:p>
     <w:p>
@@ -2194,7 +2194,7 @@
     </w:p>
     <w:p>
       <w:r>
-        <w:t>Solution: Waiting prevents washout of the first drop.</w:t>
+        <w:t>Solution: ✅ Correct Answer: A. About 5 minutes | 🧠 Clinical Rationale: Waiting prevents washout of the first drop. | ❌ Why Not Others? | B — 1 second: not the appropriate nursing action here | C — An hour: not the appropriate nursing action here | D — A day: not the appropriate nursing action here | ⚠️ Exam Trap: Read the exact question — the correct fact and its look-alike options are easy to interchange. | 💎 PNC Pearl: About 5 minutes → Waiting prevents washout of the first drop</w:t>
       </w:r>
     </w:p>
     <w:p>
@@ -2239,7 +2239,7 @@
     </w:p>
     <w:p>
       <w:r>
-        <w:t>Solution: Peyer's patches defend the gut.</w:t>
+        <w:t>Solution: ✅ Correct Answer: A. Small intestine | 🧠 Clinical Rationale: Peyer's patches defend the gut. | ❌ Why Not Others? | B — Lungs: Choriocarcinoma spreads haematogenously, most often to the lungs, causing haemoptysis. | C — Skin: Physical barriers (skin, mucosa) form the non-specific first line. | D — Bone marrow: Erythropoiesis occurs in red bone marrow. | ⚠️ Exam Trap: Read the exact question — the correct fact and its look-alike options are easy to interchange. | 💎 PNC Pearl: Small intestine → Peyer's patches defend the gut</w:t>
       </w:r>
     </w:p>
     <w:p>
@@ -2284,7 +2284,7 @@
     </w:p>
     <w:p>
       <w:r>
-        <w:t>Solution: Early detection, rehabilitation, and inclusive education help.</w:t>
+        <w:t>Solution: ✅ Correct Answer: A. Preventable perinatal and nutritional causes | 🧠 Clinical Rationale: Early detection, rehabilitation, and inclusive education help. | ❌ Why Not Others? | B — Genetics always: not the appropriate nursing action here | C — Diet: INH depletes B6; supplement to prevent neuropathy. | D — Exercise: Calcium, vitamin D, and fall prevention maintain bone health. | ⚠️ Exam Trap: Read the exact question — the correct fact and its look-alike options are easy to interchange. | 💎 PNC Pearl: Preventable perinatal and nutritional causes → Early detection, rehabilitation, and inclusive education help</w:t>
       </w:r>
     </w:p>
     <w:p>
@@ -2329,7 +2329,7 @@
     </w:p>
     <w:p>
       <w:r>
-        <w:t>Solution: Positioning and mobility protect the new joint.</w:t>
+        <w:t>Solution: ✅ Correct Answer: A. Prevent dislocation and check circulation | 🧠 Clinical Rationale: Positioning and mobility protect the new joint. | ❌ Why Not Others? | B — Only appetite: not the appropriate nursing action here | C — Only sleep: not the appropriate nursing action here | D — Nothing: Never induce vomiting after hydrocarbon ingestion — aspiration pneumonia risk; obtain urgent care. | ⚠️ Exam Trap: Read the exact question — the correct fact and its look-alike options are easy to interchange. | 💎 PNC Pearl: Prevent dislocation and check circulation → Positioning and mobility protect the new joint</w:t>
       </w:r>
     </w:p>
     <w:p>
@@ -2374,7 +2374,7 @@
     </w:p>
     <w:p>
       <w:r>
-        <w:t>Solution: Surveillance, quarantine, and vaccination balance rights and protection.</w:t>
+        <w:t>Solution: ✅ Correct Answer: A. Balancing individual rights and population benefit | 🧠 Clinical Rationale: Surveillance, quarantine, and vaccination balance rights and protection. | ❌ Why Not Others? | B — Convenience: Convenience = Non-probability sampling | C — Diet: INH depletes B6; supplement to prevent neuropathy. | D — Climate: NMSA promotes sustainable agriculture. | ⚠️ Exam Trap: Read the exact question — the correct fact and its look-alike options are easy to interchange. | 💎 PNC Pearl: Balancing individual rights and population benefit → Surveillance, quarantine, and vaccination balance rights and protection</w:t>
       </w:r>
     </w:p>
     <w:p>
@@ -2419,7 +2419,7 @@
     </w:p>
     <w:p>
       <w:r>
-        <w:t>Solution: Passive ROM prevents contractures without stressing the joint.</w:t>
+        <w:t>Solution: ✅ Correct Answer: A. Passively, supporting the joints | 🧠 Clinical Rationale: Passive ROM prevents contractures without stressing the joint. | ❌ Why Not Others? | B — Forcefully: not the appropriate nursing action here | C — Against resistance: not the appropriate nursing action here | D — Only if painful: not the appropriate nursing action here | ⚠️ Exam Trap: Read the exact question — the correct fact and its look-alike options are easy to interchange. | 💎 PNC Pearl: Passively, supporting the joints → Passive ROM prevents contractures without stressing the joint</w:t>
       </w:r>
     </w:p>
     <w:p>
@@ -2464,7 +2464,7 @@
     </w:p>
     <w:p>
       <w:r>
-        <w:t>Solution: Iatrogenic steroid use is the commonest cause overall; among endogenous, pituitary adenoma leads.</w:t>
+        <w:t>Solution: ✅ Correct Answer: A. Prolonged corticosteroid therapy | 🧠 Clinical Rationale: Iatrogenic steroid use is the commonest cause overall; among endogenous, pituitary adenoma leads. | ❌ Why Not Others? | B — Adrenal tumour: not the appropriate nursing action here | C — Pituitary adenoma: not the appropriate nursing action here | D — Ectopic ACTH: not the appropriate nursing action here | ⚠️ Exam Trap: Read the exact question — the correct fact and its look-alike options are easy to interchange. | 💎 PNC Pearl: Prolonged corticosteroid therapy → Iatrogenic steroid use is the commonest cause overall; among endogenous, pituitary adenoma leads</w:t>
       </w:r>
     </w:p>
     <w:p>
@@ -2509,7 +2509,7 @@
     </w:p>
     <w:p>
       <w:r>
-        <w:t>Solution: Use car seats/seat belts and teach road safety.</w:t>
+        <w:t>Solution: ✅ Correct Answer: A. Lack of supervision and restraints | 🧠 Clinical Rationale: Use car seats/seat belts and teach road safety. | ❌ Why Not Others? | B — Diet: INH depletes B6; supplement to prevent neuropathy. | C — Exercise: Calcium, vitamin D, and fall prevention maintain bone health. | D — Vaccination: Absence of a scar does not mean no protection; check vaccination records. | ⚠️ Exam Trap: Read the exact question — the correct fact and its look-alike options are easy to interchange. | 💎 PNC Pearl: Lack of supervision and restraints → Use car seats/seat belts and teach road safety</w:t>
       </w:r>
     </w:p>
     <w:p>
@@ -2554,7 +2554,7 @@
     </w:p>
     <w:p>
       <w:r>
-        <w:t>Solution: Investigate with urine microscopy, culture, and renal imaging.</w:t>
+        <w:t>Solution: ✅ Correct Answer: A. UTI and glomerulonephritis | 🧠 Clinical Rationale: Investigate with urine microscopy, culture, and renal imaging. | ❌ Why Not Others? | B — Tumour always: not the appropriate nursing action here | C — Diet: INH depletes B6; supplement to prevent neuropathy. | D — Exercise: Calcium, vitamin D, and fall prevention maintain bone health. | ⚠️ Exam Trap: Read the exact question — the correct fact and its look-alike options are easy to interchange. | 💎 PNC Pearl: UTI and glomerulonephritis → Investigate with urine microscopy, culture, and renal imaging</w:t>
       </w:r>
     </w:p>
     <w:p>
@@ -2599,7 +2599,7 @@
     </w:p>
     <w:p>
       <w:r>
-        <w:t>Solution: The aorta arises from the left ventricle.</w:t>
+        <w:t>Solution: ✅ Correct Answer: A. Aorta | 🧠 Clinical Rationale: The aorta arises from the left ventricle. | ❌ Why Not Others? | B — Pulmonary artery: The right ventricle sends deoxygenated blood through the pulmonary trunk to the lungs. — not the largest artery | C — Carotid: The carotid artery is central and remains palpable in low cardiac output states, used in adult CPR assessment. — not the largest artery | D — Femoral: Coarctation causes radio-femoral delay and BP difference; prostaglandin helps duct-dependent cases. — not the largest artery | ⚠️ Exam Trap: Read the exact question — the correct fact and its look-alike options are easy to interchange. | 💎 PNC Pearl: Aorta = the largest artery</w:t>
       </w:r>
     </w:p>
     <w:p>
@@ -2644,7 +2644,7 @@
     </w:p>
     <w:p>
       <w:r>
-        <w:t>Solution: Caffeine and smoking raise BP for about 30 minutes.</w:t>
+        <w:t>Solution: ✅ Correct Answer: A. 30 minutes | 🧠 Clinical Rationale: Caffeine and smoking raise BP for about 30 minutes. | ❌ Why Not Others? | B — 2 minutes: Adequate pressure prevents haematoma. | C — 5 minutes: Epinephrine 1 mg IV/IO is repeated every 3–5 minutes in adult cardiac arrest. | D — No wait: not the appropriate nursing action here | ⚠️ Exam Trap: Read the exact question — the correct fact and its look-alike options are easy to interchange. | 💎 PNC Pearl: 30 minutes → Caffeine and smoking raise BP for about</w:t>
       </w:r>
     </w:p>
     <w:p>
@@ -2689,7 +2689,7 @@
     </w:p>
     <w:p>
       <w:r>
-        <w:t>Solution: Neutropenic precautions prevent infection.</w:t>
+        <w:t>Solution: ✅ Correct Answer: A. Infection (hand hygiene, avoiding crowds) | 🧠 Clinical Rationale: Neutropenic precautions prevent infection. | ❌ Why Not Others? | B — Food: It delivers free ration packets to eligible households. | C — Sleep: Quiet, comfortable surroundings aid sleep. | D — Water: JJM (2019) provides functional tap connections to rural homes. | ⚠️ Exam Trap: Read the exact question — the correct fact and its look-alike options are easy to interchange. | 💎 PNC Pearl: Infection (hand hygiene, avoiding crowds) → Neutropenic precautions prevent infection</w:t>
       </w:r>
     </w:p>
     <w:p>
@@ -2734,7 +2734,7 @@
     </w:p>
     <w:p>
       <w:r>
-        <w:t>Solution: Cytotoxic drugs are hazardous to handlers.</w:t>
+        <w:t>Solution: ✅ Correct Answer: A. Gloves and protective equipment | 🧠 Clinical Rationale: Cytotoxic drugs are hazardous to handlers. | ❌ Why Not Others? | B — Bare hands: not the appropriate nursing action here | C — Regular gloves only: not the appropriate nursing action here | D — No protection: not the appropriate nursing action here | ⚠️ Exam Trap: Read the exact question — the correct fact and its look-alike options are easy to interchange. | 💎 PNC Pearl: Gloves and protective equipment → Cytotoxic drugs are hazardous to handlers</w:t>
       </w:r>
     </w:p>
     <w:p>
@@ -2779,7 +2779,7 @@
     </w:p>
     <w:p>
       <w:r>
-        <w:t>Solution: VDRL/RPR are non-treponemal screening tests; TPHA confirms.</w:t>
+        <w:t>Solution: ✅ Correct Answer: A. VDRL/RPR | 🧠 Clinical Rationale: VDRL/RPR are non-treponemal screening tests; TPHA confirms. | ❌ Why Not Others? | B — Widal: Detects agglutinins to S. typhi O and H antigens. | C — ASO: not the appropriate nursing action here | D — Mantoux: not the appropriate nursing action here | ⚠️ Exam Trap: Read the exact question — the correct fact and its look-alike options are easy to interchange. | 💎 PNC Pearl: VDRL/RPR → non-treponemal screening tests; TPHA confirms</w:t>
       </w:r>
     </w:p>
     <w:p>
@@ -2824,7 +2824,7 @@
     </w:p>
     <w:p>
       <w:r>
-        <w:t>Solution: Bowie-Dick tests air removal in steam sterilisers.</w:t>
+        <w:t>Solution: ✅ Correct Answer: A. Vacuum and steam penetration in autoclaves | 🧠 Clinical Rationale: Bowie-Dick tests air removal in steam sterilisers. | ❌ Why Not Others? | B — Water quality: not the appropriate nursing action here | C — Antibiotic sensitivity: not the appropriate nursing action here | D — Culture purity: not the appropriate nursing action here | ⚠️ Exam Trap: Read the exact question — the correct fact and its look-alike options are easy to interchange. | 💎 PNC Pearl: Vacuum and steam penetration in autoclaves → Bowie-Dick tests air removal in steam sterilisers</w:t>
       </w:r>
     </w:p>
     <w:p>
@@ -2869,7 +2869,7 @@
     </w:p>
     <w:p>
       <w:r>
-        <w:t>Solution: Splint the joint above and below the fracture.</w:t>
+        <w:t>Solution: ✅ Correct Answer: A. Immobilization and splinting | 🧠 Clinical Rationale: Splint the joint above and below the fracture. | ❌ Why Not Others? | B — Massage: AMTSL prevents PPH with uterotonics, controlled traction, and massage. — not the first aid | C — Diet: INH depletes B6; supplement to prevent neuropathy. — not the first aid | D — Climate: NMSA promotes sustainable agriculture. — not the first aid | ⚠️ Exam Trap: Read the exact question — the correct fact and its look-alike options are easy to interchange. | 💎 PNC Pearl: Immobilization and splinting = the first aid</w:t>
       </w:r>
     </w:p>
     <w:p>
@@ -2914,7 +2914,7 @@
     </w:p>
     <w:p>
       <w:r>
-        <w:t>Solution: The butterfly-shaped thyroid lies anterior to the trachea.</w:t>
+        <w:t>Solution: ✅ Correct Answer: A. Thyroid gland | 🧠 Clinical Rationale: The butterfly-shaped thyroid lies anterior to the trachea. | ❌ Why Not Others? | B — Pituitary: The pituitary controls other endocrine glands. — not the correct location | C — Adrenal: Chronic steroids suppress the HPA axis and cause bone loss and infections; taper slowly. — not the correct location | D — Thymus: The thymus matures T-lymphocytes in childhood and atrophies after puberty. — not the correct location | ⚠️ Exam Trap: Read the exact question — the correct fact and its look-alike options are easy to interchange. | 💎 PNC Pearl: Thyroid gland → The butterfly-shaped thyroid lies anterior to the trachea</w:t>
       </w:r>
     </w:p>
     <w:p>
@@ -2959,7 +2959,7 @@
     </w:p>
     <w:p>
       <w:r>
-        <w:t>Solution: Water is about 60% of adult body weight.</w:t>
+        <w:t>Solution: ✅ Correct Answer: A. 60% | 🧠 Clinical Rationale: Water is about 60% of adult body weight. | ❌ Why Not Others? | B — 30%: an incorrect number | C — 80%: an incorrect number | D — 10%: an incorrect number | ⚠️ Exam Trap: Read the exact question — the correct fact and its look-alike options are easy to interchange. | 💎 PNC Pearl: 60% → Water is about of adult body weight</w:t>
       </w:r>
     </w:p>
     <w:p>
@@ -3004,7 +3004,7 @@
     </w:p>
     <w:p>
       <w:r>
-        <w:t>Solution: Mast cells in tissues release histamine.</w:t>
+        <w:t>Solution: ✅ Correct Answer: A. Basophil | 🧠 Clinical Rationale: Mast cells in tissues release histamine. | ❌ Why Not Others? | B — Neutrophil: Neutrophils constitute 40–70% of leukocytes. | C — Red cell: Immature UDP-glucuronyl transferase plus polycythaemia causes unconjugated hyperbilirubinaemia after day 1. | D — Monocyte: not the appropriate nursing action here | ⚠️ Exam Trap: Read the exact question — the correct fact and its look-alike options are easy to interchange. | 💎 PNC Pearl: Basophil → Mast cells in tissues release histamine</w:t>
       </w:r>
     </w:p>
     <w:p>
@@ -3049,7 +3049,7 @@
     </w:p>
     <w:p>
       <w:r>
-        <w:t>Solution: ASHA and similar workers bridge communities and services.</w:t>
+        <w:t>Solution: ✅ Correct Answer: A. Trust and continuity at village level | 🧠 Clinical Rationale: ASHA and similar workers bridge communities and services. | ❌ Why Not Others? | B — Cost only: not the appropriate nursing action here | C — Diet: INH depletes B6; supplement to prevent neuropathy. | D — Climate: NMSA promotes sustainable agriculture. | ⚠️ Exam Trap: Read the exact question — the correct fact and its look-alike options are easy to interchange. | 💎 PNC Pearl: Trust and continuity at village level → ASHA and similar workers bridge communities and services</w:t>
       </w:r>
     </w:p>
     <w:p>
@@ -3094,7 +3094,7 @@
     </w:p>
     <w:p>
       <w:r>
-        <w:t>Solution: Gut motility and hepatic first-pass effect alter oral absorption.</w:t>
+        <w:t>Solution: ✅ Correct Answer: A. Gastric emptying and first-pass metabolism | 🧠 Clinical Rationale: Gut motility and hepatic first-pass effect alter oral absorption. | ❌ Why Not Others? | B — The colour of the tablet: not the appropriate nursing action here | C — The nurse's speed: not the appropriate nursing action here | D — Room temperature: Opened vials are stable at room temperature for 28–30 days. | ⚠️ Exam Trap: Read the exact question — the correct fact and its look-alike options are easy to interchange. | 💎 PNC Pearl: Gastric emptying and first-pass metabolism → Gut motility and hepatic first-pass effect alter oral absorption</w:t>
       </w:r>
     </w:p>
     <w:p>
@@ -3139,7 +3139,7 @@
     </w:p>
     <w:p>
       <w:r>
-        <w:t>Solution: QALYs measure health outcomes for cost-effectiveness.</w:t>
+        <w:t>Solution: ✅ Correct Answer: A. Quality-Adjusted Life Year | 🧠 Clinical Rationale: QALYs measure health outcomes for cost-effectiveness. | ❌ Why Not Others? | B — Quality Assessment of Life Years: not the appropriate nursing action here | C — Quantitative Adjusted Life Year: not the appropriate nursing action here | D — Quality-Adjusted Longevity Year: not the appropriate nursing action here | ⚠️ Exam Trap: Don’t confuse "Quality-Adjusted Life Year" with "Quantitative Adjusted Life Year" — they look alike and are easy to interchange. | 💎 PNC Pearl: Quality-Adjusted Life Year → QALYs measure health outcomes for cost-effectiveness</w:t>
       </w:r>
     </w:p>
     <w:p>
@@ -3184,7 +3184,7 @@
     </w:p>
     <w:p>
       <w:r>
-        <w:t>Solution: Benzodiazepines (lorazepam 0.1 mg/kg) are first-line; then phenytoin/fosphenytoin.</w:t>
+        <w:t>Solution: ✅ Correct Answer: A. IV lorazepam or diazepam | 🧠 Clinical Rationale: Benzodiazepines (lorazepam 0.1 mg/kg) are first-line; then phenytoin/fosphenytoin. | ❌ Why Not Others? | B — Phenytoin only: not the first | C — Carbamazepine: not the first | D — Valproate: not the first | ⚠️ Exam Trap: Read the exact question — the correct fact and its look-alike options are easy to interchange. | 💎 PNC Pearl: IV lorazepam or diazepam = the first</w:t>
       </w:r>
     </w:p>
     <w:p>
@@ -3229,7 +3229,7 @@
     </w:p>
     <w:p>
       <w:r>
-        <w:t>Solution: Lymphoedema prevention protects the affected arm.</w:t>
+        <w:t>Solution: ✅ Correct Answer: A. Avoid venepuncture and BP on the affected arm | 🧠 Clinical Rationale: Lymphoedema prevention protects the affected arm. | ❌ Why Not Others? | B — Use the arm for injections: not the appropriate nursing action here | C — Wear tight rings: not the appropriate nursing action here | D — Sleep on the operated side: not the appropriate nursing action here | ⚠️ Exam Trap: Read the exact question — the correct fact and its look-alike options are easy to interchange. | 💎 PNC Pearl: Avoid venepuncture and BP on the affected arm → Lymphoedema prevention protects the affected arm</w:t>
       </w:r>
     </w:p>
     <w:p>
@@ -3274,7 +3274,7 @@
     </w:p>
     <w:p>
       <w:r>
-        <w:t>Solution: Bleeding and sepsis dominate postpartum emergencies; use partograph and AMTSL to prevent.</w:t>
+        <w:t>Solution: ✅ Correct Answer: A. Postpartum haemorrhage and infection | 🧠 Clinical Rationale: Bleeding and sepsis dominate postpartum emergencies; use partograph and AMTSL to prevent. | ❌ Why Not Others? | B — Constipation: Opioids slow GI motility; prophylactic stool softeners and fluids are routine. | C — Engorgement only: not the appropriate nursing action here | D — Diet: INH depletes B6; supplement to prevent neuropathy. | ⚠️ Exam Trap: Read the exact question — the correct fact and its look-alike options are easy to interchange. | 💎 PNC Pearl: Postpartum haemorrhage and infection → Bleeding and sepsis dominate postpartum emergencies; use partograph and AMTSL to prevent</w:t>
       </w:r>
     </w:p>
     <w:p>
@@ -3319,7 +3319,7 @@
     </w:p>
     <w:p>
       <w:r>
-        <w:t>Solution: Flashbacks, nightmares, and intrusive thoughts characterize PTSD.</w:t>
+        <w:t>Solution: ✅ Correct Answer: A. Intrusive memories and nightmares | 🧠 Clinical Rationale: Flashbacks, nightmares, and intrusive thoughts characterize PTSD. | ❌ Why Not Others? | B — Weight loss: Severe vomiting causes dehydration, hypokalaemia, ketosis, and weight loss; IV fluids and antiemetics are n... | C — Fever: Temperatures above 38°C are fever (pyrexia); &gt;41°C is hyperpyrexia. | D — Rash: Allopurinol rash can precede severe reactions. | ⚠️ Exam Trap: Read the exact question — the correct fact and its look-alike options are easy to interchange. | 💎 PNC Pearl: Intrusive memories and nightmares → Flashbacks, nightmares, and intrusive thoughts characterize PTSD</w:t>
       </w:r>
     </w:p>
     <w:p>
@@ -3364,7 +3364,7 @@
     </w:p>
     <w:p>
       <w:r>
-        <w:t>Solution: Chronic ischaemia causes ulcers, gangrene, and amputation risk.</w:t>
+        <w:t>Solution: ✅ Correct Answer: A. Critical limb ischaemia and ulceration | 🧠 Clinical Rationale: Chronic ischaemia causes ulcers, gangrene, and amputation risk. | ❌ Why Not Others? | B — Oedema: Crackles indicate excess lung fluid. | C — Varicose veins: not the appropriate nursing action here | D — Cellulitis: not the appropriate nursing action here | ⚠️ Exam Trap: Read the exact question — the correct fact and its look-alike options are easy to interchange. | 💎 PNC Pearl: Critical limb ischaemia and ulceration → Chronic ischaemia causes ulcers, gangrene, and amputation risk</w:t>
       </w:r>
     </w:p>
     <w:p>
@@ -3409,7 +3409,7 @@
     </w:p>
     <w:p>
       <w:r>
-        <w:t>Solution: Closed items are quick to answer and analyse.</w:t>
+        <w:t>Solution: ✅ Correct Answer: A. Offer fixed response options for easy analysis | 🧠 Clinical Rationale: Closed items are quick to answer and analyse. | ❌ Why Not Others? | B — Allow free expression: not the appropriate nursing action here | C — Are always open: not the appropriate nursing action here | D — Have no options: not the appropriate nursing action here | ⚠️ Exam Trap: Read the exact question — the correct fact and its look-alike options are easy to interchange. | 💎 PNC Pearl: Offer fixed response options for easy analysis → Closed items are quick to answer and analyse</w:t>
       </w:r>
     </w:p>
     <w:p>
@@ -3454,7 +3454,7 @@
     </w:p>
     <w:p>
       <w:r>
-        <w:t>Solution: Polio causes flaccid paralysis; OPV/IPV eradicated it in India.</w:t>
+        <w:t>Solution: ✅ Correct Answer: A. Poliovirus (enterovirus) | 🧠 Clinical Rationale: Polio causes flaccid paralysis; OPV/IPV eradicated it in India. | ❌ Why Not Others? | B — Measles: UIP achieved polio eradication and reduced measles deaths. | C — Rotavirus: Is the leading cause of childhood diarrhoea; vaccines prevent it. | D — Adenovirus: not the appropriate nursing action here | ⚠️ Exam Trap: Read the exact question — the correct fact and its look-alike options are easy to interchange. | 💎 PNC Pearl: Poliovirus (enterovirus) → Polio causes flaccid paralysis; OPV/IPV eradicated it in India</w:t>
       </w:r>
     </w:p>
     <w:p>
@@ -3499,7 +3499,7 @@
     </w:p>
     <w:p>
       <w:r>
-        <w:t>Solution: Pregnancy adds about 10–15 g protein daily; lactation adds ~15 g.</w:t>
+        <w:t>Solution: ✅ Correct Answer: A. +10–15 g/day above non-pregnant needs | 🧠 Clinical Rationale: Pregnancy adds about 10–15 g protein daily; lactation adds ~15 g. | ❌ Why Not Others? | B — No increase: not the appropriate nursing action here | C — +50 g/day: not the appropriate nursing action here | D — +100 g/day: not the appropriate nursing action here | ⚠️ Exam Trap: Read the exact question — the correct fact and its look-alike options are easy to interchange. | 💎 PNC Pearl: +10–15 g/day above non-pregnant needs → Pregnancy adds about 10–15 g protein daily; lactation adds ~15 g</w:t>
       </w:r>
     </w:p>
     <w:p>
@@ -3544,7 +3544,7 @@
     </w:p>
     <w:p>
       <w:r>
-        <w:t>Solution: The Golgi processes and ships proteins and lipids.</w:t>
+        <w:t>Solution: ✅ Correct Answer: A. Modifying and packaging proteins | 🧠 Clinical Rationale: The Golgi processes and ships proteins and lipids. | ❌ Why Not Others? | B — Digesting waste: not the appropriate nursing action here | C — Energy production: not the appropriate nursing action here | D — Storing DNA: not the appropriate nursing action here | ⚠️ Exam Trap: Read the exact question — the correct fact and its look-alike options are easy to interchange. | 💎 PNC Pearl: Modifying and packaging proteins → The Golgi processes and ships proteins and lipids</w:t>
       </w:r>
     </w:p>
     <w:p>
@@ -3589,7 +3589,7 @@
     </w:p>
     <w:p>
       <w:r>
-        <w:t>Solution: Structural heart disease dominates neonatal failure; examine for murmurs and cyanosis.</w:t>
+        <w:t>Solution: ✅ Correct Answer: A. Congenital heart disease | 🧠 Clinical Rationale: Structural heart disease dominates neonatal failure; examine for murmurs and cyanosis. | ❌ Why Not Others? | B — Anaemia always: not the appropriate nursing action here | C — Diet: INH depletes B6; supplement to prevent neuropathy. | D — Exercise: Calcium, vitamin D, and fall prevention maintain bone health. | ⚠️ Exam Trap: Read the exact question — the correct fact and its look-alike options are easy to interchange. | 💎 PNC Pearl: Congenital heart disease → Structural heart disease dominates neonatal failure; examine for murmurs and cyanosis</w:t>
       </w:r>
     </w:p>
     <w:p>
@@ -3634,7 +3634,7 @@
     </w:p>
     <w:p>
       <w:r>
-        <w:t>Solution: INH and rifampicin can affect the liver.</w:t>
+        <w:t>Solution: ✅ Correct Answer: A. Liver toxicity (jaundice, dark urine) | 🧠 Clinical Rationale: INH and rifampicin can affect the liver. | ❌ Why Not Others? | B — Weight gain: Low metabolism causes cold intolerance, weight gain, and bradycardia. | C — Constipation: Opioids slow GI motility; prophylactic stool softeners and fluids are routine. | D — Bradycardia: Bradycardia = 60 beats per minute | ⚠️ Exam Trap: Read the exact question — the correct fact and its look-alike options are easy to interchange. | 💎 PNC Pearl: Liver toxicity (jaundice, dark urine) → INH and rifampicin can affect the liver</w:t>
       </w:r>
     </w:p>
     <w:p>
@@ -3679,7 +3679,7 @@
     </w:p>
     <w:p>
       <w:r>
-        <w:t>Solution: ACT is first-line for uncomplicated falciparum malaria.</w:t>
+        <w:t>Solution: ✅ Correct Answer: A. Uncomplicated malaria | 🧠 Clinical Rationale: ACT is first-line for uncomplicated falciparum malaria. | ❌ Why Not Others? | B — Tuberculosis: TB is the leading airborne killer; case finding and DOTS cure it. | C — Dengue: Causes fever, rash, and thrombocytopenia; watch for warning signs of shock. | D — Typhoid: Investigate with history, cultures, and chest X-ray; treat the cause. | ⚠️ Exam Trap: Read the exact question — the correct fact and its look-alike options are easy to interchange. | 💎 PNC Pearl: Uncomplicated malaria → ACT is first-line for uncomplicated falciparum malaria</w:t>
       </w:r>
     </w:p>
     <w:p>
@@ -3724,7 +3724,7 @@
     </w:p>
     <w:p>
       <w:r>
-        <w:t>Solution: Neurons transmit electrical signals.</w:t>
+        <w:t>Solution: ✅ Correct Answer: A. Neuron | 🧠 Clinical Rationale: Neurons transmit electrical signals. | ❌ Why Not Others? | B — Nephron: Each nephron filters blood and forms urine. — the unit of a different quantity | C — Sarcomere: The sarcomere between Z-lines shortens during contraction. — the unit of a different quantity | D — Osteon: Osteons are the cylindrical units of compact bone. — the unit of a different quantity | ⚠️ Exam Trap: Match each unit to its exact quantity — units of related quantities are the classic trap. | 💎 PNC Pearl: Neuron → Neurons transmit electrical signals</w:t>
       </w:r>
     </w:p>
     <w:p>
@@ -3769,7 +3769,7 @@
     </w:p>
     <w:p>
       <w:r>
-        <w:t>Solution: Youth programmes and community policing reduce violence.</w:t>
+        <w:t>Solution: ✅ Correct Answer: A. Poverty, unemployment, and weak institutions | 🧠 Clinical Rationale: Youth programmes and community policing reduce violence. | ❌ Why Not Others? | B — Genetics: Diet and heredity drive LDL; statins and lifestyle lower it. | C — Climate: NMSA promotes sustainable agriculture. | D — Diet: INH depletes B6; supplement to prevent neuropathy. | ⚠️ Exam Trap: Read the exact question — the correct fact and its look-alike options are easy to interchange. | 💎 PNC Pearl: Poverty, unemployment, and weak institutions → Youth programmes and community policing reduce violence</w:t>
       </w:r>
     </w:p>
     <w:p>
@@ -3814,7 +3814,7 @@
     </w:p>
     <w:p>
       <w:r>
-        <w:t>Solution: Haemoglobin carries oxygen and gives blood its colour.</w:t>
+        <w:t>Solution: ✅ Correct Answer: A. Haemoglobin | 🧠 Clinical Rationale: Haemoglobin carries oxygen and gives blood its colour. | ❌ Why Not Others? | B — Melanin: From melanocytes determines skin colour. | C — Bilirubin: Most phototherapy is for exaggerated physiological jaundice; monitor levels and response. | D — Myoglobin: not the appropriate nursing action here | ⚠️ Exam Trap: Read the exact question — the correct fact and its look-alike options are easy to interchange. | 💎 PNC Pearl: Haemoglobin → carries oxygen and gives blood its colour</w:t>
       </w:r>
     </w:p>
     <w:p>
@@ -3859,7 +3859,7 @@
     </w:p>
     <w:p>
       <w:r>
-        <w:t>Solution: Amiodarone can cause lung and eye toxicity.</w:t>
+        <w:t>Solution: ✅ Correct Answer: A. Pulmonary symptoms and visual halos | 🧠 Clinical Rationale: Amiodarone can cause lung and eye toxicity. | ❌ Why Not Others? | B — Weight gain: Low metabolism causes cold intolerance, weight gain, and bradycardia. | C — Constipation: Opioids slow GI motility; prophylactic stool softeners and fluids are routine. | D — Drowsiness: First-generation antihistamines sedate. | ⚠️ Exam Trap: Read the exact question — the correct fact and its look-alike options are easy to interchange. | 💎 PNC Pearl: Pulmonary symptoms and visual halos → Amiodarone can cause lung and eye toxicity</w:t>
       </w:r>
     </w:p>
     <w:p>
@@ -3904,7 +3904,7 @@
     </w:p>
     <w:p>
       <w:r>
-        <w:t>Solution: Yellow bags for infectious waste; red for recyclable contaminated plastic.</w:t>
+        <w:t>Solution: ✅ Correct Answer: A. Yellow (and red for contaminated plastics) | 🧠 Clinical Rationale: Yellow bags for infectious waste; red for recyclable contaminated plastic. | ❌ Why Not Others? | B — Green: Leafy greens, legumes, and liver are folate-rich. | C — Blue only: not the appropriate nursing action here | D — Black: NSAIDs worsen ulcers; black stools suggest bleeding. | ⚠️ Exam Trap: Read the exact question — the correct fact and its look-alike options are easy to interchange. | 💎 PNC Pearl: Yellow (and red for contaminated plastics) → Yellow bags for infectious waste; red for recyclable contaminated plastic</w:t>
       </w:r>
     </w:p>
     <w:p>
@@ -3949,7 +3949,7 @@
     </w:p>
     <w:p>
       <w:r>
-        <w:t>Solution: The ductus fails to close in preterm infants; indomethacin/ibuprofen closes it.</w:t>
+        <w:t>Solution: ✅ Correct Answer: A. Prematurity | 🧠 Clinical Rationale: The ductus fails to close in preterm infants; indomethacin/ibuprofen closes it. | ❌ Why Not Others? | B — Term birth: not the appropriate nursing action here | C — Diet: INH depletes B6; supplement to prevent neuropathy. | D — Exercise: Calcium, vitamin D, and fall prevention maintain bone health. | ⚠️ Exam Trap: Read the exact question — the correct fact and its look-alike options are easy to interchange. | 💎 PNC Pearl: The ductus fails to close in preterm infants; indomethacin/ibuprofen closes it.</w:t>
       </w:r>
     </w:p>
     <w:p>
@@ -3994,7 +3994,7 @@
     </w:p>
     <w:p>
       <w:r>
-        <w:t>Solution: Positioning rules prevent dislocation.</w:t>
+        <w:t>Solution: ✅ Correct Answer: A. Avoid crossing the legs and bending past 90 degrees | 🧠 Clinical Rationale: Positioning rules prevent dislocation. | ❌ Why Not Others? | B — Cross the legs: not the appropriate nursing action here | C — Bend fully: not the appropriate nursing action here | D — Sit low: not the appropriate nursing action here | ⚠️ Exam Trap: Don’t confuse "Avoid crossing the legs and bending past 90 degrees" with "Cross the legs" — they look alike and are easy to interchange. | 💎 PNC Pearl: Avoid crossing the legs and bending past 90 degrees → Positioning rules prevent dislocation</w:t>
       </w:r>
     </w:p>
     <w:p>
@@ -4039,7 +4039,7 @@
     </w:p>
     <w:p>
       <w:r>
-        <w:t>Solution: Cisplatin is nephrotoxic; hydrate aggressively.</w:t>
+        <w:t>Solution: ✅ Correct Answer: A. Acute kidney injury (pre-hydration needed) | 🧠 Clinical Rationale: Cisplatin is nephrotoxic; hydrate aggressively. | ❌ Why Not Others? | B — Hypoglycaemia: Insulin secretagogues cause hypoglycaemia, especially with missed meals or renal impairment. | C — Bradycardia: Bradycardia = 60 beats per minute | D — Constipation: Opioids slow GI motility; prophylactic stool softeners and fluids are routine. | ⚠️ Exam Trap: Read the exact question — the correct fact and its look-alike options are easy to interchange. | 💎 PNC Pearl: Acute kidney injury (pre-hydration needed) → Cisplatin is nephrotoxic; hydrate aggressively</w:t>
       </w:r>
     </w:p>
     <w:p>
@@ -4084,7 +4084,7 @@
     </w:p>
     <w:p>
       <w:r>
-        <w:t>Solution: SBM (2014) built toilets and changed hygiene behaviour.</w:t>
+        <w:t>Solution: ✅ Correct Answer: A. Open defecation free India and sanitation | 🧠 Clinical Rationale: SBM (2014) built toilets and changed hygiene behaviour. | ❌ Why Not Others? | B — Clean air only: not the appropriate nursing action here | C — Waste export: not the appropriate nursing action here | D — City beautification only: not the appropriate nursing action here | ⚠️ Exam Trap: Read the exact question — the correct fact and its look-alike options are easy to interchange. | 💎 PNC Pearl: Open defecation free India and sanitation → SBM (2014) built toilets and changed hygiene behaviour</w:t>
       </w:r>
     </w:p>
     <w:p>
@@ -4129,7 +4129,7 @@
     </w:p>
     <w:p>
       <w:r>
-        <w:t>Solution: Rajasthan combines PM-JAY with state schemes for universal cover and free care.</w:t>
+        <w:t>Solution: ✅ Correct Answer: A. Mukhyamantri Ayushman Arogya Yojana and free medicines | 🧠 Clinical Rationale: Rajasthan combines PM-JAY with state schemes for universal cover and free care. | ❌ Why Not Others? | B — Only private care: not the appropriate nursing action here | C — Only urban care: not the appropriate nursing action here | D — Only surgery: not the appropriate nursing action here | ⚠️ Exam Trap: Read the exact question — the correct fact and its look-alike options are easy to interchange. | 💎 PNC Pearl: Mukhyamantri Ayushman Arogya Yojana and free medicines → Rajasthan combines PM-JAY with state schemes for universal cover and free care</w:t>
       </w:r>
     </w:p>
     <w:p>
@@ -4174,7 +4174,7 @@
     </w:p>
     <w:p>
       <w:r>
-        <w:t>Solution: NHP 2017 aimed for IMR 28 by 2019 and 25 by 2025.</w:t>
+        <w:t>Solution: ✅ Correct Answer: A. 28 per 1,000 by 2019 (achieved) and 25 by 2025 | 🧠 Clinical Rationale: NHP 2017 aimed for IMR 28 by 2019 and 25 by 2025. | ❌ Why Not Others? | B — 50 by 2025: not the appropriate nursing action here | C — 10 by 2030: not the appropriate nursing action here | D — 40 by 2020: not the appropriate nursing action here | ⚠️ Exam Trap: Read the exact question — the correct fact and its look-alike options are easy to interchange. | 💎 PNC Pearl: 28 per 1,000 by 2019 (achieved) and 25 by 2025 → NHP 2017 aimed for IMR 28 by 2019 and 25 by 2025</w:t>
       </w:r>
     </w:p>
     <w:p>
@@ -4219,7 +4219,7 @@
     </w:p>
     <w:p>
       <w:r>
-        <w:t>Solution: ASHAs are accredited female community health activists.</w:t>
+        <w:t>Solution: ✅ Correct Answer: A. Accredited Social Health Activist | 🧠 Clinical Rationale: ASHAs are accredited female community health activists. | ❌ Why Not Others? | B — Association of Social Health: not the appropriate nursing action here | C — Accredited System of Health: not the appropriate nursing action here | D — Auxiliary Social Health Assistant: not the appropriate nursing action here | ⚠️ Exam Trap: Don’t confuse "Accredited Social Health Activist" with "Association of Social Health" — they look alike and are easy to interchange. | 💎 PNC Pearl: Accredited Social Health Activist → ASHAs are accredited female community health activists</w:t>
       </w:r>
     </w:p>
     <w:p>
@@ -4264,7 +4264,7 @@
     </w:p>
     <w:p>
       <w:r>
-        <w:t>Solution: HBYC (2018) adds 9 visits between 3 and 15 months.</w:t>
+        <w:t>Solution: ✅ Correct Answer: A. From 3 to 15 months of age | 🧠 Clinical Rationale: HBYC (2018) adds 9 visits between 3 and 15 months. | ❌ Why Not Others? | B — Only the first month: not the appropriate nursing action here | C — After 2 years: not the appropriate nursing action here | D — Only at school age: not the appropriate nursing action here | ⚠️ Exam Trap: Read the exact question — the correct fact and its look-alike options are easy to interchange. | 💎 PNC Pearl: From 3 to 15 months of age → HBYC (2018) adds 9 visits between 3 and 15 months</w:t>
       </w:r>
     </w:p>
     <w:p>
@@ -4309,7 +4309,7 @@
     </w:p>
     <w:p>
       <w:r>
-        <w:t>Solution: Comprehensive EmOC = BEmOC + surgery and blood transfusion.</w:t>
+        <w:t>Solution: ✅ Correct Answer: A. Caesarean section and blood transfusion | 🧠 Clinical Rationale: Comprehensive EmOC = BEmOC + surgery and blood transfusion. | ❌ Why Not Others? | B — Vaccination: Absence of a scar does not mean no protection; check vaccination records. | C — Ultrasound: not the appropriate nursing action here | D — Labour induction: not the appropriate nursing action here | ⚠️ Exam Trap: Read the exact question — the correct fact and its look-alike options are easy to interchange. | 💎 PNC Pearl: Caesarean section and blood transfusion → Comprehensive EmOC = BEmOC + surgery and blood transfusion</w:t>
       </w:r>
     </w:p>
     <w:p>
@@ -4354,7 +4354,7 @@
     </w:p>
     <w:p>
       <w:r>
-        <w:t>Solution: JSSK covers free transport for pregnant women and sick infants.</w:t>
+        <w:t>Solution: ✅ Correct Answer: A. Free between home and health facility | 🧠 Clinical Rationale: JSSK covers free transport for pregnant women and sick infants. | ❌ Why Not Others? | B — At half cost: not the appropriate nursing action here | C — Only by ambulance: not the appropriate nursing action here | D — Never: Crushing SR/ER tablets causes dose dumping. | ⚠️ Exam Trap: Read the exact question — the correct fact and its look-alike options are easy to interchange. | 💎 PNC Pearl: Free between home and health facility → JSSK covers free transport for pregnant women and sick infants</w:t>
       </w:r>
     </w:p>
     <w:p>
@@ -4399,7 +4399,7 @@
     </w:p>
     <w:p>
       <w:r>
-        <w:t>Solution: Wash the wound, test source and worker, and start PEP within 72 hours.</w:t>
+        <w:t>Solution: ✅ Correct Answer: A. Immediate wound care, testing, and PEP initiation | 🧠 Clinical Rationale: Wash the wound, test source and worker, and start PEP within 72 hours. | ❌ Why Not Others? | B — Only wound dressing: not the appropriate nursing action here | C — Only rest: not the appropriate nursing action here | D — Only observation: not the appropriate nursing action here | ⚠️ Exam Trap: Read the exact question — the correct fact and its look-alike options are easy to interchange. | 💎 PNC Pearl: Immediate wound care, testing, and PEP initiation → Wash the wound, test source and worker, and start PEP within 72 hours</w:t>
       </w:r>
     </w:p>
     <w:p>
@@ -4444,7 +4444,7 @@
     </w:p>
     <w:p>
       <w:r>
-        <w:t>Solution: Hib causes meningitis and pneumonia in children.</w:t>
+        <w:t>Solution: ✅ Correct Answer: A. Haemophilus influenzae type b | 🧠 Clinical Rationale: Hib causes meningitis and pneumonia in children. | ❌ Why Not Others? | B — Hepatitis B: HBIG plus vaccine protects after HBV exposure. | C — Human influenza B: not the appropriate nursing action here | D — Herpes B: not the appropriate nursing action here | ⚠️ Exam Trap: Read the exact question — the correct fact and its look-alike options are easy to interchange. | 💎 PNC Pearl: Haemophilus influenzae type b → Hib causes meningitis and pneumonia in children</w:t>
       </w:r>
     </w:p>
     <w:p>
@@ -4489,7 +4489,7 @@
     </w:p>
     <w:p>
       <w:r>
-        <w:t>Solution: RKS (hospital management committee) manages user charges and facility quality.</w:t>
+        <w:t>Solution: ✅ Correct Answer: A. Hospital Management Committee | 🧠 Clinical Rationale: RKS (hospital management committee) manages user charges and facility quality. | ❌ Why Not Others? | B — Medical Council: NMC (2019 Act) replaced the Medical Council of India for regulating medical education. | C — Health Mission: NHM combines NRHM and NUHM. | D — Blood Council: not the appropriate nursing action here | ⚠️ Exam Trap: Read the exact question — the correct fact and its look-alike options are easy to interchange. | 💎 PNC Pearl: Hospital Management Committee → RKS ( ) manages user charges and facility quality</w:t>
       </w:r>
     </w:p>
     <w:p>
@@ -4534,7 +4534,7 @@
     </w:p>
     <w:p>
       <w:r>
-        <w:t>Solution: FRUs need round-the-clock blood storage and transfusion capability.</w:t>
+        <w:t>Solution: ✅ Correct Answer: A. Cross-matched blood 24x7 | 🧠 Clinical Rationale: FRUs need round-the-clock blood storage and transfusion capability. | ❌ Why Not Others? | B — Only plasma: not the appropriate nursing action here | C — Only platelets: not the appropriate nursing action here | D — Only saline: not the appropriate nursing action here | ⚠️ Exam Trap: Read the exact question — the correct fact and its look-alike options are easy to interchange. | 💎 PNC Pearl: Cross-matched blood 24x7 → FRUs need round-the-clock blood storage and transfusion capability</w:t>
       </w:r>
     </w:p>
     <w:p>
@@ -4579,7 +4579,7 @@
     </w:p>
     <w:p>
       <w:r>
-        <w:t>Solution: RH covers reproductive wellbeing and services.</w:t>
+        <w:t>Solution: ✅ Correct Answer: A. Reproductive Health | 🧠 Clinical Rationale: RH covers reproductive wellbeing and services. | ❌ Why Not Others? | B — Regional Health: not the appropriate nursing action here | C — Rural Hospital: not the appropriate nursing action here | D — Respiratory Health: not the appropriate nursing action here | ⚠️ Exam Trap: Read the exact question — the correct fact and its look-alike options are easy to interchange. | 💎 PNC Pearl: Reproductive Health → RH covers reproductive wellbeing and services</w:t>
       </w:r>
     </w:p>
     <w:p>
@@ -4624,7 +4624,7 @@
     </w:p>
     <w:p>
       <w:r>
-        <w:t>Solution: Non-severe pneumonia is treated at home with oral antibiotics, continued feeding, and follow-up.</w:t>
+        <w:t>Solution: ✅ Correct Answer: A. Antibiotic, feeding, and follow-up advice | 🧠 Clinical Rationale: Non-severe pneumonia is treated at home with oral antibiotics, continued feeding, and follow-up. | ❌ Why Not Others? | B — No treatment: not the appropriate nursing action here | C — Only honey: not the appropriate nursing action here | D — Only cough syrup: not the appropriate nursing action here | ⚠️ Exam Trap: Read the exact question — the correct fact and its look-alike options are easy to interchange. | 💎 PNC Pearl: Antibiotic, feeding, and follow-up advice → Non-severe pneumonia is treated at home with oral antibiotics, continued feeding, and follow-up</w:t>
       </w:r>
     </w:p>
     <w:p>
@@ -4669,7 +4669,7 @@
     </w:p>
     <w:p>
       <w:r>
-        <w:t>Solution: Nikshay (now Ni-kshay) is the national TB notification and case-management system.</w:t>
+        <w:t>Solution: ✅ Correct Answer: A. Notify and track every TB patient | 🧠 Clinical Rationale: Nikshay (now Ni-kshay) is the national TB notification and case-management system. | ❌ Why Not Others? | B — Order medicines: not the appropriate nursing action here | C — Book surgeries: not the appropriate nursing action here | D — Track vaccination only: not the appropriate nursing action here | ⚠️ Exam Trap: Read the exact question — the correct fact and its look-alike options are easy to interchange. | 💎 PNC Pearl: Notify and track every TB patient → Nikshay (now Ni-kshay) is the national TB notification and case-management system</w:t>
       </w:r>
     </w:p>
     <w:p>
@@ -4714,7 +4714,7 @@
     </w:p>
     <w:p>
       <w:r>
-        <w:t>Solution: LaQshya certifies labour rooms meeting quality standards.</w:t>
+        <w:t>Solution: ✅ Correct Answer: A. Maternal and newborn safety in labour rooms | 🧠 Clinical Rationale: LaQshya certifies labour rooms meeting quality standards. | ❌ Why Not Others? | B — Hospital cleanliness only: not the appropriate nursing action here | C — Canteen quality: not the appropriate nursing action here | D — Parking: not the appropriate nursing action here | ⚠️ Exam Trap: Read the exact question — the correct fact and its look-alike options are easy to interchange. | 💎 PNC Pearl: Maternal and newborn safety in labour rooms → LaQshya certifies labour rooms meeting quality standards</w:t>
       </w:r>
     </w:p>
     <w:p>
@@ -4759,7 +4759,7 @@
     </w:p>
     <w:p>
       <w:r>
-        <w:t>Solution: In 1615, Rana Amar Singh concluded peace with the Mughals.</w:t>
+        <w:t>Solution: ✅ Correct Answer: A. Rana Amar Singh and Jahangir | 🧠 Explanation: In 1615, Rana Amar Singh concluded peace with the Mughals. | ❌ Why Not Others? | B — Rana Pratap and Akbar: not the correct fact here | C — Rana Sanga and Babur: not the correct fact here | D — Rana Kumbha and Humayun: not the correct fact here | ⚠️ Exam Trap: Don’t confuse "Rana Amar Singh and Jahangir" with "Rana Pratap and Akbar" — they look alike and are easy to interchange. | 💎 PNC GK Pearl: Rana Amar Singh and Jahangir → In 1615, Rana Amar Singh concluded peace with the Mughals</w:t>
       </w:r>
     </w:p>
     <w:p>
@@ -4804,7 +4804,7 @@
     </w:p>
     <w:p>
       <w:r>
-        <w:t>Solution: Mercury is the only metal that is liquid at room temperature.</w:t>
+        <w:t>Solution: ✅ Correct Answer: A. Mercury | 🧠 Explanation: Mercury is the only metal that is liquid at room temperature. | ❌ Why Not Others? | B — Iron: Chromium gives stainless steel its corrosion resistance. | C — Copper: Metals like copper conduct electricity; the others are insulators. | D — Aluminium: Is the most abundant metal. | ⚠️ Exam Trap: Read the exact question — the correct fact and its look-alike options are easy to interchange. | 💎 PNC GK Pearl: Mercury → the only metal that is liquid at room temperature</w:t>
       </w:r>
     </w:p>
     <w:p>
@@ -4849,7 +4849,7 @@
     </w:p>
     <w:p>
       <w:r>
-        <w:t>Solution: INS Arihant (2016) is a nuclear submarine.</w:t>
+        <w:t>Solution: ✅ Correct Answer: A. First nuclear-powered ballistic missile submarine | 🧠 Clinical Rationale: INS Arihant (2016) is a nuclear submarine. | ❌ Why Not Others? | B — Aircraft carrier: INS Vikrant is India's first indigenous carrier. | C — Destroyer: not the appropriate nursing action here | D — Frigate: not the appropriate nursing action here | ⚠️ Exam Trap: Read the exact question — the correct fact and its look-alike options are easy to interchange. | 💎 PNC Pearl: First nuclear-powered ballistic missile submarine → INS Arihant (2016) is a nuclear submarine</w:t>
       </w:r>
     </w:p>
     <w:p>
@@ -4894,7 +4894,7 @@
     </w:p>
     <w:p>
       <w:r>
-        <w:t>Solution: Hydrogen makes up about 75% of the universe's normal matter.</w:t>
+        <w:t>Solution: ✅ Correct Answer: A. Hydrogen | 🧠 Explanation: Hydrogen makes up about 75% of the universe's normal matter. | ❌ Why Not Others? | B — Oxygen: (~46%) and silicon (~28%) dominate the crust. | C — Carbon: Plants take in CO₂ and release oxygen during photosynthesis. | D — Helium: Is light and non-flammable. | ⚠️ Exam Trap: Read the exact question — the correct fact and its look-alike options are easy to interchange. | 💎 PNC GK Pearl: Hydrogen → makes up about 75% of the universe's normal matter</w:t>
       </w:r>
     </w:p>
     <w:p>
@@ -4939,7 +4939,7 @@
     </w:p>
     <w:p>
       <w:r>
-        <w:t>Solution: Thanagazi and Sariska are in Alwar.</w:t>
+        <w:t>Solution: ✅ Correct Answer: A. Alwar | 🧠 Explanation: Thanagazi and Sariska are in Alwar. | ❌ Why Not Others? | B — Jaipur: Jaipur = Sawai Man Singh II — not the correct location | C — Sawai Madhopur: Ranthambore Fort stands in Sawai Madhopur district. — not the correct location | D — Dausa: Mehandipur Balaji is in Dausa district. — not the correct location | ⚠️ Exam Trap: Read the exact question — the correct fact and its look-alike options are easy to interchange. | 💎 PNC GK Pearl: Thanagazi and Sariska are in Alwar.</w:t>
       </w:r>
     </w:p>
     <w:p>
@@ -4984,7 +4984,7 @@
     </w:p>
     <w:p>
       <w:r>
-        <w:t>Solution: SDSC SHAR is at Sriharikota.</w:t>
+        <w:t>Solution: ✅ Correct Answer: A. Sriharikota (Andhra Pradesh) | 🧠 Clinical Rationale: SDSC SHAR is at Sriharikota. | ❌ Why Not Others? | B — Thiruvananthapuram: VSSC is in Thiruvananthapuram. | C — Bengaluru: URSC (formerly ISAC) is in Bengaluru. | D — Mumbai: Is the most populous city. | ⚠️ Exam Trap: Read the exact question — the correct fact and its look-alike options are easy to interchange. | 💎 PNC Pearl: Sriharikota (Andhra Pradesh) → SDSC SHAR is at Sriharikota</w:t>
       </w:r>
     </w:p>
     <w:p>
@@ -5029,7 +5029,7 @@
     </w:p>
     <w:p>
       <w:r>
-        <w:t>Solution: The 2024 T20 World Cup was co-hosted by the USA and West Indies.</w:t>
+        <w:t>Solution: ✅ Correct Answer: A. USA and West Indies | 📰 Why: The 2024 T20 World Cup was co-hosted by the USA and West Indies. | ❌ Why Not Others? | B — India: Won the 2025 Champions Trophy, beating New Zealand in the final. | C — Australia: The Quad comprises India, the US, Japan, and Australia. | D — England: not the correct fact here | ⚠️ Exam Trap: Read the exact question — the correct fact and its look-alike options are easy to interchange. | 💎 PNC CA Pearl: The 2024 T20 World Cup was co-hosted by the USA and West Indies.</w:t>
       </w:r>
     </w:p>
     <w:p>
@@ -5074,7 +5074,7 @@
     </w:p>
     <w:p>
       <w:r>
-        <w:t>Solution: Kota Doria sarees are woven with a square grid pattern.</w:t>
+        <w:t>Solution: ✅ Correct Answer: A. Fine cotton- silk weave from Kota | 🧠 Clinical Rationale: Kota Doria sarees are woven with a square grid pattern. | ❌ Why Not Others? | B — Woolen carpet: not the appropriate nursing action here | C — Leather craft: not the appropriate nursing action here | D — Metal ware: not the appropriate nursing action here | ⚠️ Exam Trap: Read the exact question — the correct fact and its look-alike options are easy to interchange. | 💎 PNC Pearl: Fine cotton- silk weave from Kota → Kota Doria sarees are woven with a square grid pattern</w:t>
       </w:r>
     </w:p>
     <w:p>
@@ -5119,7 +5119,7 @@
     </w:p>
     <w:p>
       <w:r>
-        <w:t>Solution: Rajasthani jootis are embroidered leather footwear.</w:t>
+        <w:t>Solution: ✅ Correct Answer: A. Leather with embroidery | 🧠 Explanation: Rajasthani jootis are embroidered leather footwear. | ❌ Why Not Others? | B — Rubber: not the correct fact here | C — Plastic: not the correct fact here | D — Wood: Barmer's wooden furniture and embroidery are crafts. | ⚠️ Exam Trap: Read the exact question — the correct fact and its look-alike options are easy to interchange. | 💎 PNC GK Pearl: Leather with embroidery → Rajasthani jootis are embroidered leather footwear</w:t>
       </w:r>
     </w:p>
     <w:p>
@@ -5164,7 +5164,7 @@
     </w:p>
     <w:p>
       <w:r>
-        <w:t>Solution: Jaipur hosts an international kite festival.</w:t>
+        <w:t>Solution: ✅ Correct Answer: A. Jaipur | 🧠 Clinical Rationale: Jaipur hosts an international kite festival. | ❌ Why Not Others? | B — Jodhpur: The Rajasthan High Court is in Jodhpur. | C — Bikaner: The Ganga Risala was the camel cavalry of the Bikaner State. | D — Udaipur: Is famous for its lakes. | ⚠️ Exam Trap: Read the exact question — the correct fact and its look-alike options are easy to interchange. | 💎 PNC Pearl: Jaipur → hosts an international kite festival</w:t>
       </w:r>
     </w:p>
     <w:p>
@@ -5209,7 +5209,7 @@
     </w:p>
     <w:p>
       <w:r>
-        <w:t>Solution: Momentum is conserved in isolated systems.</w:t>
+        <w:t>Solution: ✅ Correct Answer: A. No external force acts on a system | 🧠 Explanation: Momentum is conserved in isolated systems. | ❌ Why Not Others? | B — Friction is present: not the correct fact here | C — Gravity acts: not the correct fact here | D — Heat is lost: not the correct fact here | ⚠️ Exam Trap: Read the exact question — the correct fact and its look-alike options are easy to interchange. | 💎 PNC GK Pearl: No external force acts on a system → Momentum is conserved in isolated systems</w:t>
       </w:r>
     </w:p>
     <w:p>
@@ -5254,7 +5254,7 @@
     </w:p>
     <w:p>
       <w:r>
-        <w:t>Solution: The Gangetic dolphin is the national aquatic animal.</w:t>
+        <w:t>Solution: ✅ Correct Answer: A. Ganges River Dolphin | 🧠 Clinical Rationale: The Gangetic dolphin is the national aquatic animal. | ❌ Why Not Others? | B — Shark: not the appropriate nursing action here | C — Whale: not the appropriate nursing action here | D — Crocodile: not the appropriate nursing action here | ⚠️ Exam Trap: Read the exact question — the correct fact and its look-alike options are easy to interchange. | 💎 PNC Pearl: Ganges River Dolphin → The Gangetic dolphin is the national aquatic animal</w:t>
       </w:r>
     </w:p>
     <w:p>
@@ -5299,7 +5299,7 @@
     </w:p>
     <w:p>
       <w:r>
-        <w:t>Solution: BRICS expanded in 2024 with new members.</w:t>
+        <w:t>Solution: ✅ Correct Answer: A. Brazil, Russia, India, China, South Africa and new members | 📰 Why: BRICS expanded in 2024 with new members. | ❌ Why Not Others? | B — Only five founding nations: not the correct fact here | C — Only two nations: not the correct fact here | D — European nations: not the correct fact here | ⚠️ Exam Trap: Read the exact question — the correct fact and its look-alike options are easy to interchange. | 💎 PNC CA Pearl: Brazil, Russia, India, China, South Africa and new members → BRICS expanded in 2024 with new members</w:t>
       </w:r>
     </w:p>
     <w:p>
@@ -5344,7 +5344,7 @@
     </w:p>
     <w:p>
       <w:r>
-        <w:t>Solution: ICMR's NCDIR maintains cancer registries.</w:t>
+        <w:t>Solution: ✅ Correct Answer: A. ICMR-NCDIR | 📰 Why: ICMR's NCDIR maintains cancer registries. | ❌ Why Not Others? | B — WHO: not the correct fact here | C — CDSCO: not the correct fact here | D — NABH: not the correct fact here | ⚠️ Exam Trap: Read the exact question — the correct fact and its look-alike options are easy to interchange. | 💎 PNC CA Pearl: ICMR-NCDIR → ICMR's NCDIR maintains cancer registries</w:t>
       </w:r>
     </w:p>
     <w:p>
@@ -5389,7 +5389,7 @@
     </w:p>
     <w:p>
       <w:r>
-        <w:t>Solution: These schemes support women's empowerment and nutrition.</w:t>
+        <w:t>Solution: ✅ Correct Answer: A. Women's welfare and safety | 🧠 Explanation: These schemes support women's empowerment and nutrition. | ❌ Why Not Others? | B — Farmers: not the correct fact here | C — Students: not the correct fact here | D — Soldiers: not the correct fact here | ⚠️ Exam Trap: Read the exact question — the correct fact and its look-alike options are easy to interchange. | 💎 PNC GK Pearl: Women's welfare and safety → These schemes support women's empowerment and nutrition</w:t>
       </w:r>
     </w:p>
     <w:p>
@@ -5434,7 +5434,7 @@
     </w:p>
     <w:p>
       <w:r>
-        <w:t>Solution: It describes an easy task.</w:t>
+        <w:t>Solution: ✅ Correct Answer: A. Something very easy | 🧠 Grammar Rule: It describes an easy task. | ❌ Why Not Others? | B — A dessert: not the correct answer here | C — A reward: not the correct answer here | D — A problem: not the correct answer here | ⚠️ Exam Trap: Read the exact question — the correct fact and its look-alike options are easy to interchange. | 📌 Rule to Remember: Something very easy → It describes an easy task</w:t>
       </w:r>
     </w:p>
     <w:p>
@@ -5479,7 +5479,7 @@
     </w:p>
     <w:p>
       <w:r>
-        <w:t>Solution: 'बहुत' परिमाणवाचक क्रियाविशेषण या विशेषण हो सकता है।</w:t>
+        <w:t>Solution: ✅ Correct Answer: A. क्रियाविशेषण | 🧠 Grammar Rule: 'बहुत' परिमाणवाचक क्रियाविशेषण या विशेषण हो सकता है। | ❌ Why Not Others? | B — विशेषण: 'सुंदर' विशेषण है जो संज्ञा की विशेषता बताता है। | C — संज्ञा: not the correct answer here | D — सर्वनाम: ये सर्वनाम हैं जो संज्ञा के स्थान पर प्रयुक्त होते हैं। | ⚠️ Exam Trap: Don’t confuse "क्रियाविशेषण" with "विशेषण" — they look alike and are easy to interchange. | 📌 Rule to Remember: क्रियाविशेषण → बहुत' परिमाणवाचक या विशेषण हो सकता है।</w:t>
       </w:r>
     </w:p>
     <w:p>
@@ -5524,7 +5524,7 @@
     </w:p>
     <w:p>
       <w:r>
-        <w:t>Solution: 'पोषण' का अर्थ पालन-पोषण है।</w:t>
+        <w:t>Solution: ✅ Correct Answer: A. पालन-पोषण | 🧠 Grammar Rule: 'पोषण' का अर्थ पालन-पोषण है। | ❌ Why Not Others? | B — विनाश: not the correct answer here | C — त्याग: not the correct answer here | D — अवहेलना: not the correct answer here | ⚠️ Exam Trap: Read the exact question — the correct fact and its look-alike options are easy to interchange. | 📌 Rule to Remember: पालन-पोषण → पोषण' का अर्थ है।</w:t>
       </w:r>
     </w:p>
     <w:p>
@@ -5569,7 +5569,7 @@
     </w:p>
     <w:p>
       <w:r>
-        <w:t>Solution: Superlatives take 'the'.</w:t>
+        <w:t>Solution: ✅ Correct Answer: A. the | 🧠 Grammar Rule: Superlatives take 'the'. | ❌ Why Not Others? | B — a: 'University' begins with a 'yu' sound, so 'a'. | C — an: 'Honest' begins with a vowel sound, so 'an'. | D — no article: not the correct answer here | ⚠️ Exam Trap: Read the exact question — the correct fact and its look-alike options are easy to interchange. | 📌 Rule to Remember: the → Superlatives take ' '</w:t>
       </w:r>
     </w:p>
     <w:p>
@@ -5614,7 +5614,7 @@
     </w:p>
     <w:p>
       <w:r>
-        <w:t>Solution: 'नगर' का पर्यायवाची 'शहर' है।</w:t>
+        <w:t>Solution: ✅ Correct Answer: A. शहर | 🧠 Grammar Rule: 'नगर' का पर्यायवाची 'शहर' है। | ❌ Why Not Others? | B — गाँव: 'ग्राम' का पर्यायवाची 'गाँव' है। | C — बस्ती: not the correct answer here | D — मोहल्ला: not the correct answer here | ⚠️ Exam Trap: Read the exact question — the correct fact and its look-alike options are easy to interchange. | 📌 Rule to Remember: शहर → नगर' का पर्यायवाची ' ' है।</w:t>
       </w:r>
     </w:p>
     <w:p>
@@ -5659,7 +5659,7 @@
     </w:p>
     <w:p>
       <w:r>
-        <w:t>Solution: पर + उपकार = परोपकार; अ + उ = ओ (गुण संधि)।</w:t>
+        <w:t>Solution: ✅ Correct Answer: A. गुण संधि | 🧠 Grammar Rule: पर + उपकार = परोपकार; अ + उ = ओ (गुण संधि)। | ❌ Why Not Others? | B — दीर्घ संधि: विद्या + आलय = विद्यालय; आ + आ = आ (दीर्घ संधि)। | C — यण संधि: वि + आकरण = व्याकरण; इ + आ = या (यण संधि)। | D — वृद्धि संधि: सदा + एव = सदैव; आ + ए = ऐ (वृद्धि संधि)। | ⚠️ Exam Trap: Read the exact question — the correct fact and its look-alike options are easy to interchange. | 📌 Rule to Remember: गुण संधि → पर + उपकार = परोपकार; अ + उ = ओ ( )।</w:t>
       </w:r>
     </w:p>
     <w:p>
@@ -5704,7 +5704,7 @@
     </w:p>
     <w:p>
       <w:r>
-        <w:t>Solution: शृंगार रस का स्थायी भाव रति (प्रेम) है।</w:t>
+        <w:t>Solution: ✅ Correct Answer: A. रति | 🧠 Grammar Rule: शृंगार रस का स्थायी भाव रति (प्रेम) है। | ❌ Why Not Others? | B — शोक: करुण रस का स्थायी भाव शोक है। | C — हास: हास्य रस का स्थायी भाव हास (हँसी) है। | D — उत्साह: वीर रस का स्थायी भाव उत्साह है। | ⚠️ Exam Trap: Read the exact question — the correct fact and its look-alike options are easy to interchange. | 📌 Rule to Remember: रति → शृंगार रस का स्थायी भाव (प्रेम) है।</w:t>
       </w:r>
     </w:p>
     <w:p>
@@ -5749,7 +5749,7 @@
     </w:p>
     <w:p>
       <w:r>
-        <w:t>Solution: 'मेघ' बादल का पर्यायवाची है।</w:t>
+        <w:t>Solution: ✅ Correct Answer: A. मेघ | 🧠 Grammar Rule: 'मेघ' बादल का पर्यायवाची है। | ❌ Why Not Others? | B — अनल: 'अनल' अग्नि का पर्यायवाची है। | C — तरु: not the correct answer here | D — गिरि: 'पर्वत' का पर्यायवाची 'गिरि' है। | ⚠️ Exam Trap: Read the exact question — the correct fact and its look-alike options are easy to interchange. | 📌 Rule to Remember: मेघ → बादल का पर्यायवाची है।</w:t>
       </w:r>
     </w:p>
     <w:p>
@@ -5794,7 +5794,7 @@
     </w:p>
     <w:p>
       <w:r>
-        <w:t>Solution: Omniscient means knowing everything.</w:t>
+        <w:t>Solution: ✅ Correct Answer: A. Omniscient | 🧠 Grammar Rule: Omniscient means knowing everything. | ❌ Why Not Others? | B — Omnipotent: Means all-powerful. | C — Omnipresent: (or ubiquitous) means present everywhere. | D — Omnivorous: not the correct answer here | ⚠️ Exam Trap: Read the exact question — the correct fact and its look-alike options are easy to interchange. | 📌 Rule to Remember: Omniscient → means knowing everything</w:t>
       </w:r>
     </w:p>
     <w:p>
@@ -5839,7 +5839,7 @@
     </w:p>
     <w:p>
       <w:r>
-        <w:t>Solution: 'Rhythm' is correct, with no vowel between the consonants.</w:t>
+        <w:t>Solution: ✅ Correct Answer: A. Rhythm | 🧠 Grammar Rule: 'Rhythm' is correct, with no vowel between the consonants. | ❌ Why Not Others? | B — Rythm: not the correct answer here | C — Rythym: not the correct answer here | D — Rhythim: not the correct answer here | ⚠️ Exam Trap: Read the exact question — the correct fact and its look-alike options are easy to interchange. | 📌 Rule to Remember: Rhythm → correct, with no vowel between the consonants</w:t>
       </w:r>
     </w:p>
     <w:p>
@@ -5884,7 +5884,7 @@
     </w:p>
     <w:p>
       <w:r>
-        <w:t>Solution: 'Pronunciation' is the correct form.</w:t>
+        <w:t>Solution: ✅ Correct Answer: A. Pronunciation | 🧠 Grammar Rule: 'Pronunciation' is the correct form. | ❌ Why Not Others? | B — Pronounciation: not the correct answer here | C — Pronuncition: not the correct answer here | D — Pronunsiation: not the correct answer here | ⚠️ Exam Trap: Read the exact question — the correct fact and its look-alike options are easy to interchange. | 📌 Rule to Remember: Pronunciation → the correct form</w:t>
       </w:r>
     </w:p>
     <w:p>
@@ -5929,7 +5929,7 @@
     </w:p>
     <w:p>
       <w:r>
-        <w:t>Solution: 'Each of' takes a singular verb.</w:t>
+        <w:t>Solution: ✅ Correct Answer: A. Each of the nurses was given a certificate. | 🧠 Grammar Rule: 'Each of' takes a singular verb. | ❌ Why Not Others? | B — Each of the nurses were given a certificate.: not the correct answer here | C — Each of the nurse was given a certificate.: not the correct answer here | D — Each nurses was given a certificate.: not the correct answer here | ⚠️ Exam Trap: Don’t confuse "Each of the nurses was given a certificate." with "Each nurses was given a certificate." — they look alike and are easy to interchange. | 📌 Rule to Remember: Each of the nurses was given a certificate. → Each of' takes a singular verb</w:t>
       </w:r>
     </w:p>
     <w:p>
@@ -5974,7 +5974,7 @@
     </w:p>
     <w:p>
       <w:r>
-        <w:t>Solution: An arsenal stores weapons.</w:t>
+        <w:t>Solution: ✅ Correct Answer: A. Arsenal | 🧠 Grammar Rule: An arsenal stores weapons. | ❌ Why Not Others? | B — Armory: not the correct answer here | C — Magazine: not the correct answer here | D — Barracks: not the correct answer here | ⚠️ Exam Trap: Read the exact question — the correct fact and its look-alike options are easy to interchange. | 📌 Rule to Remember: Arsenal → stores weapons</w:t>
       </w:r>
     </w:p>
     <w:p>
@@ -6019,7 +6019,7 @@
     </w:p>
     <w:p>
       <w:r>
-        <w:t>Solution: 'Admitted to' is the standard usage.</w:t>
+        <w:t>Solution: ✅ Correct Answer: A. to | 🧠 Grammar Rule: 'Admitted to' is the standard usage. | ❌ Why Not Others? | B — in: not the correct answer here | C — at: We say 'good at' a subject or skill. | D — on: 'On' indicates the surface of the table. | ⚠️ Exam Trap: Read the exact question — the correct fact and its look-alike options are easy to interchange. | 📌 Rule to Remember: to → Admitted ' is the standard usage</w:t>
       </w:r>
     </w:p>
     <w:p>
@@ -6064,7 +6064,7 @@
     </w:p>
     <w:p>
       <w:r>
-        <w:t>Solution: अमर का अर्थ है जो कभी न मरे।</w:t>
+        <w:t>Solution: ✅ Correct Answer: A. अमर | 🧠 Grammar Rule: अमर का अर्थ है जो कभी न मरे। | ❌ Why Not Others? | B — अविनाशी: not the correct answer here | C — अक्षय: not the correct answer here | D — चिरंजीवी: not the correct answer here | ⚠️ Exam Trap: Read the exact question — the correct fact and its look-alike options are easy to interchange. | 📌 Rule to Remember: अमर → का अर्थ है जो कभी न मरे।</w:t>
       </w:r>
     </w:p>
     <w:p>
@@ -6109,7 +6109,7 @@
     </w:p>
     <w:p>
       <w:r>
-        <w:t>Solution: LLMs can fabricate plausible but incorrect content.</w:t>
+        <w:t>Solution: ✅ Correct Answer: A. Confidently generating false information | 🧠 Explanation: LLMs can fabricate plausible but incorrect content. | ❌ Why Not Others? | B — Displaying errors on screen: not the correct option here | C — Shutting down: not the correct option here | D — Printing junk: not the correct option here | ⚠️ Exam Trap: Read the exact question — the correct fact and its look-alike options are easy to interchange. | 💎 PNC Pearl: Confidently generating false information → LLMs can fabricate plausible but incorrect content</w:t>
       </w:r>
     </w:p>
     <w:p>
@@ -6154,7 +6154,7 @@
     </w:p>
     <w:p>
       <w:r>
-        <w:t>Solution: 'cp' copies files; 'mv' moves or renames them.</w:t>
+        <w:t>Solution: ✅ Correct Answer: A. Copy files or directories | 🧠 Explanation: 'cp' copies files; 'mv' moves or renames them. | ❌ Why Not Others? | B — Move files: not the correct option here | C — Delete files: del removes files from the command prompt. | D — Rename files: 'mv' relocates or renames files and directories. | ⚠️ Exam Trap: Read the exact question — the correct fact and its look-alike options are easy to interchange. | 💎 PNC Pearl: Copy files or directories → cp' copies files; 'mv' moves or renames them</w:t>
       </w:r>
     </w:p>
     <w:p>
@@ -6199,7 +6199,7 @@
     </w:p>
     <w:p>
       <w:r>
-        <w:t>Solution: Overclocking increases speed at the risk of instability and heat.</w:t>
+        <w:t>Solution: ✅ Correct Answer: A. Running it faster than its rated speed | 🧠 Explanation: Overclocking increases speed at the risk of instability and heat. | ❌ Why Not Others? | B — Cooling it: not the correct option here | C — Reducing its power: not the correct option here | D — Installing drivers: not the correct option here | ⚠️ Exam Trap: Read the exact question — the correct fact and its look-alike options are easy to interchange. | 💎 PNC Pearl: Running it faster than its rated speed → Overclocking increases speed at the risk of instability and heat</w:t>
       </w:r>
     </w:p>
     <w:p>
@@ -6244,7 +6244,7 @@
     </w:p>
     <w:p>
       <w:r>
-        <w:t>Solution: whoami outputs the effective user.</w:t>
+        <w:t>Solution: ✅ Correct Answer: A. The current username | 🧠 Explanation: whoami outputs the effective user. | ❌ Why Not Others? | B — The current time: not the correct option here | C — The hostname: not the correct option here | D — The path: not the correct option here | ⚠️ Exam Trap: Don’t confuse "The current username" with "The current time" — they look alike and are easy to interchange. | 💎 PNC Pearl: The current username → whoami outputs the effective user</w:t>
       </w:r>
     </w:p>
     <w:p>
@@ -6289,7 +6289,7 @@
     </w:p>
     <w:p>
       <w:r>
-        <w:t>Solution: Rootkits conceal their presence and provide privileged access.</w:t>
+        <w:t>Solution: ✅ Correct Answer: A. Hides deep in the system, often at kernel level | 🧠 Explanation: Rootkits conceal their presence and provide privileged access. | ❌ Why Not Others? | B — Only displays ads: not the correct option here | C — Slows the fan: not the correct option here | D — Changes wallpaper: not the correct option here | ⚠️ Exam Trap: Read the exact question — the correct fact and its look-alike options are easy to interchange. | 💎 PNC Pearl: Hides deep in the system, often at kernel level → Rootkits conceal their presence and provide privileged access</w:t>
       </w:r>
     </w:p>
     <w:p>
@@ -6334,7 +6334,7 @@
     </w:p>
     <w:p>
       <w:r>
-        <w:t>Solution: EDR monitors endpoints for threats.</w:t>
+        <w:t>Solution: ✅ Correct Answer: A. Endpoint Detection and Response | 🧠 Explanation: EDR monitors endpoints for threats. | ❌ Why Not Others? | B — External Data Recovery: not the correct option here | C — Encrypted Data Registry: not the correct option here | D — Endpoint Debugging Routine: not the correct option here | ⚠️ Exam Trap: Read the exact question — the correct fact and its look-alike options are easy to interchange. | 💎 PNC Pearl: Endpoint Detection and Response → EDR monitors endpoints for threats</w:t>
       </w:r>
     </w:p>
     <w:p>
@@ -6379,7 +6379,7 @@
     </w:p>
     <w:p>
       <w:r>
-        <w:t>Solution: Valid consent meets GDPR's explicit conditions.</w:t>
+        <w:t>Solution: ✅ Correct Answer: A. Freely given, specific, informed, and unambiguous | 🧠 Explanation: Valid consent meets GDPR's explicit conditions. | ❌ Why Not Others? | B — Assumed: not the correct option here | C — Hidden: not the correct option here | D — Optional always: not the correct option here | ⚠️ Exam Trap: Read the exact question — the correct fact and its look-alike options are easy to interchange. | 💎 PNC Pearl: Freely given, specific, informed, and unambiguous → Valid consent meets GDPR's explicit conditions</w:t>
       </w:r>
     </w:p>
     <w:p>
@@ -6424,7 +6424,7 @@
     </w:p>
     <w:p>
       <w:r>
-        <w:t>Solution: HDMI carries digital AV signals to displays.</w:t>
+        <w:t>Solution: ✅ Correct Answer: A. Transmit high-definition audio and video | 🧠 Explanation: HDMI carries digital AV signals to displays. | ❌ Why Not Others? | B — Charge the battery: not the correct option here | C — Connect keyboards only: not the correct option here | D — Print documents: not the correct option here | ⚠️ Exam Trap: Read the exact question — the correct fact and its look-alike options are easy to interchange. | 💎 PNC Pearl: Transmit high-definition audio and video → HDMI carries digital AV signals to displays</w:t>
       </w:r>
     </w:p>
     <w:p>
@@ -6469,7 +6469,7 @@
     </w:p>
     <w:p>
       <w:r>
-        <w:t>Solution: cron executes jobs on schedules defined in crontabs.</w:t>
+        <w:t>Solution: ✅ Correct Answer: A. Scheduled tasks at set times | 🧠 Explanation: cron executes jobs on schedules defined in crontabs. | ❌ Why Not Others? | B — Only interactive shells: not the correct option here | C — Only print jobs: not the correct option here | D — Only shutdowns: not the correct option here | ⚠️ Exam Trap: Read the exact question — the correct fact and its look-alike options are easy to interchange. | 💎 PNC Pearl: Scheduled tasks at set times → cron executes jobs on schedules defined in crontabs</w:t>
       </w:r>
     </w:p>
     <w:p>
@@ -6514,7 +6514,7 @@
     </w:p>
     <w:p>
       <w:r>
-        <w:t>Solution: Filters display a subset of data matching conditions.</w:t>
+        <w:t>Solution: ✅ Correct Answer: A. Showing only rows that meet criteria | 🧠 Explanation: Filters display a subset of data matching conditions. | ❌ Why Not Others? | B — Deleting all rows: not the correct option here | C — Sorting only text: not the correct option here | D — Merging cells: not the correct option here | ⚠️ Exam Trap: Read the exact question — the correct fact and its look-alike options are easy to interchange. | 💎 PNC Pearl: Showing only rows that meet criteria → Filters display a subset of data matching conditions</w:t>
       </w:r>
     </w:p>
     <w:p>
@@ -6559,7 +6559,7 @@
     </w:p>
     <w:p>
       <w:r>
-        <w:t>Solution: EBCDIC is IBM's mainframe character encoding.</w:t>
+        <w:t>Solution: ✅ Correct Answer: A. Extended Binary Coded Decimal Interchange Code | 🧠 Explanation: EBCDIC is IBM's mainframe character encoding. | ❌ Why Not Others? | B — Electronic Basic Data Code: not the correct option here | C — Extended Byte Code Index: not the correct option here | D — Electronic Binary Data Communication: not the correct option here | ⚠️ Exam Trap: Don’t confuse "Extended Binary Coded Decimal Interchange Code" with "Extended Byte Code Index" — they look alike and are easy to interchange. | 💎 PNC Pearl: Extended Binary Coded Decimal Interchange Code → EBCDIC is IBM's mainframe character encoding</w:t>
       </w:r>
     </w:p>
     <w:p>
@@ -6604,7 +6604,7 @@
     </w:p>
     <w:p>
       <w:r>
-        <w:t>Solution: SQL manages and queries relational databases.</w:t>
+        <w:t>Solution: ✅ Correct Answer: A. Structured Query Language | 🧠 Explanation: SQL manages and queries relational databases. | ❌ Why Not Others? | B — Simple Question Language: not the correct option here | C — System Query List: not the correct option here | D — Standard Quick Language: not the correct option here | ⚠️ Exam Trap: Read the exact question — the correct fact and its look-alike options are easy to interchange. | 💎 PNC Pearl: Structured Query Language → SQL manages and queries relational databases</w:t>
       </w:r>
     </w:p>
     <w:p>
@@ -6649,7 +6649,7 @@
     </w:p>
     <w:p>
       <w:r>
-        <w:t>Solution: Computer vision recognizes objects, faces, and scenes in images.</w:t>
+        <w:t>Solution: ✅ Correct Answer: A. Interpret images and video | 🧠 Explanation: Computer vision recognizes objects, faces, and scenes in images. | ❌ Why Not Others? | B — Only count files: not the correct option here | C — Print faster: not the correct option here | D — Store text: not the correct option here | ⚠️ Exam Trap: Read the exact question — the correct fact and its look-alike options are easy to interchange. | 💎 PNC Pearl: Interpret images and video → Computer vision recognizes objects, faces, and scenes in images</w:t>
       </w:r>
     </w:p>
     <w:p>
@@ -6694,7 +6694,7 @@
     </w:p>
     <w:p>
       <w:r>
-        <w:t>Solution: MP3 is a lossy audio compression format.</w:t>
+        <w:t>Solution: ✅ Correct Answer: A. Compressed audio files | 🧠 Explanation: MP3 is a lossy audio compression format. | ❌ Why Not Others? | B — Video files: MP4 is a common digital video container format. | C — Images: Projectors enlarge computer output for audiences. | D — Databases: SQL injection exploits unsafe query construction. | ⚠️ Exam Trap: Read the exact question — the correct fact and its look-alike options are easy to interchange. | 💎 PNC Pearl: Compressed audio files → MP3 is a lossy audio compression format</w:t>
       </w:r>
     </w:p>
     <w:p>
@@ -6739,7 +6739,7 @@
     </w:p>
     <w:p>
       <w:r>
-        <w:t>Solution: Bootkits load before the OS, evading detection.</w:t>
+        <w:t>Solution: ✅ Correct Answer: A. The boot process | 🧠 Explanation: Bootkits load before the OS, evading detection. | ❌ Why Not Others? | B — Only the browser: not the correct option here | C — Only the printer: not the correct option here | D — Only fonts: not the correct option here | ⚠️ Exam Trap: Read the exact question — the correct fact and its look-alike options are easy to interchange. | 💎 PNC Pearl: The boot process → Bootkits load before the OS, evading detection</w:t>
       </w:r>
     </w:p>
     <w:p>
